--- a/러시아 인권변호사/4부/4부_6화_거리의_혁명.docx
+++ b/러시아 인권변호사/4부/4부_6화_거리의_혁명.docx
@@ -36,7 +36,7 @@
           <w:i w:val="0"/>
           <w:sz w:val="22"/>
         </w:rPr>
-        <w:t>알렉세이 “료샤” 오를로프 / 카탸 리시나 / 이리나 마르첸코 / 아나톨리 그레벤시코프 / 세르게이 알렉산드로비치 크릴로프 장군(전화) / 경찰 지휘관 아르툠 페트로비치 벨로프 대위 / 순찰 경관 안드레이 주예프(신규) / 파벨 게나디예비치 그리신(전화) / 외신기자 클라라 뮐러</w:t>
+        <w:t>알렉세이 “료샤” 오를로프 / 카탸 리시나 / 이리나 마르첸코 / 아나톨리 그레벤시코프 / 세르게이 알렉산드로비치 크릴로프 장군(전화) / 경찰 지휘관 아르툠 페트로비치 벨로프 대위 / 순찰 경관 안드레이 주예프(신규, 장면 5는 전화) / 파벨 게나디예비치 그리신(전화) / 외신기자 클라라 뮐러 / 광장의 시민(신규, 무명)</w:t>
       </w:r>
     </w:p>
     <w:p>
@@ -194,7 +194,7 @@
           <w:i w:val="0"/>
           <w:sz w:val="22"/>
         </w:rPr>
-        <w:t xml:space="preserve">Катя: </w:t>
+        <w:t xml:space="preserve">Лёша: </w:t>
       </w:r>
       <w:r>
         <w:rPr>
@@ -203,7 +203,7 @@
           <w:i w:val="0"/>
           <w:sz w:val="22"/>
         </w:rPr>
-        <w:t>Международные СМИ уже называют это «крупнейшим гражданским протестом со времён распада Союза».</w:t>
+        <w:t>Что говорит государственное телевидение?</w:t>
       </w:r>
     </w:p>
     <w:p>
@@ -217,7 +217,7 @@
           <w:i w:val="0"/>
           <w:sz w:val="22"/>
         </w:rPr>
-        <w:t xml:space="preserve">Лёша: </w:t>
+        <w:t xml:space="preserve">Катя: </w:t>
       </w:r>
       <w:r>
         <w:rPr>
@@ -226,7 +226,7 @@
           <w:i w:val="0"/>
           <w:sz w:val="22"/>
         </w:rPr>
-        <w:t>Ольга Викторовна не хотела бы, чтобы это переросло в хаос. Она всегда настаивала на мирных методах.</w:t>
+        <w:t>«Беспорядки, организованные при поддержке иностранных фондов». Ни одного кадра с площади. Показывают погоду и хоккей.</w:t>
       </w:r>
     </w:p>
     <w:p>
@@ -240,7 +240,7 @@
           <w:i w:val="0"/>
           <w:sz w:val="22"/>
         </w:rPr>
-        <w:t xml:space="preserve">Гребенщиков: </w:t>
+        <w:t xml:space="preserve">Ирина: </w:t>
       </w:r>
       <w:r>
         <w:rPr>
@@ -249,7 +249,7 @@
           <w:i w:val="0"/>
           <w:sz w:val="22"/>
         </w:rPr>
-        <w:t>Люди сейчас слушают именно вас. Ваш голос может удержать это в мирном русле — или, если оступитесь, толкнуть в пропасть. Помните, у Пушкина в «Капитанской дочке»: «Не приведи Бог видеть русский бунт, бессмысленный и беспощадный!»</w:t>
+        <w:t>Зато в сети — всё. Люди снимают сами. Женщина в Томске прошла с портретом Ольги Викторовны через весь город, и за ней шли, не сговариваясь, тысячи.</w:t>
       </w:r>
     </w:p>
     <w:p>
@@ -263,7 +263,7 @@
           <w:i w:val="0"/>
           <w:sz w:val="22"/>
         </w:rPr>
-        <w:t xml:space="preserve">Лёша: </w:t>
+        <w:t xml:space="preserve">Катя: </w:t>
       </w:r>
       <w:r>
         <w:rPr>
@@ -272,7 +272,7 @@
           <w:i w:val="0"/>
           <w:sz w:val="22"/>
         </w:rPr>
-        <w:t>Бунт бессмыслен, когда у людей нет слов. У этих людей слова есть, Анатолий Викторович. Наше дело — чтобы их услышали раньше, чем кончится терпение.</w:t>
+        <w:t>Международные СМИ уже называют это «крупнейшим гражданским протестом со времён распада Союза».</w:t>
       </w:r>
     </w:p>
     <w:p>
@@ -286,7 +286,7 @@
           <w:i w:val="0"/>
           <w:sz w:val="22"/>
         </w:rPr>
-        <w:t xml:space="preserve">Ирина: </w:t>
+        <w:t xml:space="preserve">Лёша: </w:t>
       </w:r>
       <w:r>
         <w:rPr>
@@ -295,7 +295,7 @@
           <w:i w:val="0"/>
           <w:sz w:val="22"/>
         </w:rPr>
-        <w:t>Мы уже развернули штабные группы «мирных дежурных» в двадцати городах. Жилеты, аптечки, телефоны юристов на руке маркером.</w:t>
+        <w:t>Ольга Викторовна не хотела бы, чтобы это переросло в хаос. Она всегда настаивала на мирных методах.</w:t>
       </w:r>
     </w:p>
     <w:p>
@@ -309,7 +309,7 @@
           <w:i w:val="0"/>
           <w:sz w:val="22"/>
         </w:rPr>
-        <w:t xml:space="preserve">Лёша: </w:t>
+        <w:t xml:space="preserve">Гребенщиков: </w:t>
       </w:r>
       <w:r>
         <w:rPr>
@@ -318,7 +318,168 @@
           <w:i w:val="0"/>
           <w:sz w:val="22"/>
         </w:rPr>
+        <w:t>Люди сейчас слушают именно вас. Ваш голос может удержать это в мирном русле — или, если оступитесь, толкнуть в пропасть. Я видел в девяностые, как толпа за один вечер перестаёт быть людьми и становится стихией.</w:t>
+      </w:r>
+    </w:p>
+    <w:p>
+      <w:pPr>
+        <w:spacing w:before="0" w:after="110" w:line="300" w:lineRule="auto"/>
+      </w:pPr>
+      <w:r>
+        <w:rPr>
+          <w:rFonts w:ascii="Times New Roman" w:hAnsi="Times New Roman" w:eastAsia="Malgun Gothic"/>
+          <w:b/>
+          <w:i w:val="0"/>
+          <w:sz w:val="22"/>
+        </w:rPr>
+        <w:t xml:space="preserve">Лёша: </w:t>
+      </w:r>
+      <w:r>
+        <w:rPr>
+          <w:rFonts w:ascii="Times New Roman" w:hAnsi="Times New Roman" w:eastAsia="Malgun Gothic"/>
+          <w:b w:val="0"/>
+          <w:i w:val="0"/>
+          <w:sz w:val="22"/>
+        </w:rPr>
+        <w:t>Стихией она становится, когда у людей нет слов. У этих людей слова есть, Анатолий Викторович. Наше дело — чтобы их услышали раньше, чем кончится терпение.</w:t>
+      </w:r>
+    </w:p>
+    <w:p>
+      <w:pPr>
+        <w:spacing w:before="0" w:after="110" w:line="300" w:lineRule="auto"/>
+      </w:pPr>
+      <w:r>
+        <w:rPr>
+          <w:rFonts w:ascii="Times New Roman" w:hAnsi="Times New Roman" w:eastAsia="Malgun Gothic"/>
+          <w:b/>
+          <w:i w:val="0"/>
+          <w:sz w:val="22"/>
+        </w:rPr>
+        <w:t xml:space="preserve">Гребенщиков: </w:t>
+      </w:r>
+      <w:r>
+        <w:rPr>
+          <w:rFonts w:ascii="Times New Roman" w:hAnsi="Times New Roman" w:eastAsia="Malgun Gothic"/>
+          <w:b w:val="0"/>
+          <w:i w:val="0"/>
+          <w:sz w:val="22"/>
+        </w:rPr>
+        <w:t>Тогда говорите им слова каждый день. Сегодня вечером — главная площадь. Без этого к завтрашнему утру слова найдут за вас другие.</w:t>
+      </w:r>
+    </w:p>
+    <w:p>
+      <w:pPr>
+        <w:spacing w:before="0" w:after="110" w:line="300" w:lineRule="auto"/>
+      </w:pPr>
+      <w:r>
+        <w:rPr>
+          <w:rFonts w:ascii="Times New Roman" w:hAnsi="Times New Roman" w:eastAsia="Malgun Gothic"/>
+          <w:b/>
+          <w:i w:val="0"/>
+          <w:sz w:val="22"/>
+        </w:rPr>
+        <w:t xml:space="preserve">Ирина: </w:t>
+      </w:r>
+      <w:r>
+        <w:rPr>
+          <w:rFonts w:ascii="Times New Roman" w:hAnsi="Times New Roman" w:eastAsia="Malgun Gothic"/>
+          <w:b w:val="0"/>
+          <w:i w:val="0"/>
+          <w:sz w:val="22"/>
+        </w:rPr>
+        <w:t>Мы уже развернули штабные группы «мирных дежурных» в двадцати городах. Жилеты, аптечки, телефоны юристов на руке маркером.</w:t>
+      </w:r>
+    </w:p>
+    <w:p>
+      <w:pPr>
+        <w:spacing w:before="0" w:after="110" w:line="300" w:lineRule="auto"/>
+      </w:pPr>
+      <w:r>
+        <w:rPr>
+          <w:rFonts w:ascii="Times New Roman" w:hAnsi="Times New Roman" w:eastAsia="Malgun Gothic"/>
+          <w:b/>
+          <w:i w:val="0"/>
+          <w:sz w:val="22"/>
+        </w:rPr>
+        <w:t xml:space="preserve">Лёша: </w:t>
+      </w:r>
+      <w:r>
+        <w:rPr>
+          <w:rFonts w:ascii="Times New Roman" w:hAnsi="Times New Roman" w:eastAsia="Malgun Gothic"/>
+          <w:b w:val="0"/>
+          <w:i w:val="0"/>
+          <w:sz w:val="22"/>
+        </w:rPr>
         <w:t>Хорошо. Если кого-то задержат, юрист должен быть в отделении раньше протокола.</w:t>
+      </w:r>
+    </w:p>
+    <w:p>
+      <w:pPr>
+        <w:spacing w:before="0" w:after="110" w:line="300" w:lineRule="auto"/>
+      </w:pPr>
+      <w:r>
+        <w:rPr>
+          <w:rFonts w:ascii="Times New Roman" w:hAnsi="Times New Roman" w:eastAsia="Malgun Gothic"/>
+          <w:b/>
+          <w:i w:val="0"/>
+          <w:sz w:val="22"/>
+        </w:rPr>
+        <w:t xml:space="preserve">Ирина: </w:t>
+      </w:r>
+      <w:r>
+        <w:rPr>
+          <w:rFonts w:ascii="Times New Roman" w:hAnsi="Times New Roman" w:eastAsia="Malgun Gothic"/>
+          <w:b w:val="0"/>
+          <w:i w:val="0"/>
+          <w:sz w:val="22"/>
+        </w:rPr>
+        <w:t>Юристов не хватает. Мы подключили студентов старших курсов — под присмотром адвокатов, по двое на отделение.</w:t>
+      </w:r>
+    </w:p>
+    <w:p>
+      <w:pPr>
+        <w:spacing w:before="0" w:after="110" w:line="300" w:lineRule="auto"/>
+      </w:pPr>
+      <w:r>
+        <w:rPr>
+          <w:rFonts w:ascii="Times New Roman" w:hAnsi="Times New Roman" w:eastAsia="Malgun Gothic"/>
+          <w:b/>
+          <w:i w:val="0"/>
+          <w:sz w:val="22"/>
+        </w:rPr>
+        <w:t xml:space="preserve">Лёша: </w:t>
+      </w:r>
+      <w:r>
+        <w:rPr>
+          <w:rFonts w:ascii="Times New Roman" w:hAnsi="Times New Roman" w:eastAsia="Malgun Gothic"/>
+          <w:b w:val="0"/>
+          <w:i w:val="0"/>
+          <w:sz w:val="22"/>
+        </w:rPr>
+        <w:t>Студентов? Их самих не заберут?</w:t>
+      </w:r>
+    </w:p>
+    <w:p>
+      <w:pPr>
+        <w:spacing w:before="0" w:after="110" w:line="300" w:lineRule="auto"/>
+      </w:pPr>
+      <w:r>
+        <w:rPr>
+          <w:rFonts w:ascii="Times New Roman" w:hAnsi="Times New Roman" w:eastAsia="Malgun Gothic"/>
+          <w:b/>
+          <w:i w:val="0"/>
+          <w:sz w:val="22"/>
+        </w:rPr>
+        <w:t xml:space="preserve">Ирина: </w:t>
+      </w:r>
+      <w:r>
+        <w:rPr>
+          <w:rFonts w:ascii="Times New Roman" w:hAnsi="Times New Roman" w:eastAsia="Malgun Gothic"/>
+          <w:b w:val="0"/>
+          <w:i w:val="0"/>
+          <w:sz w:val="22"/>
+        </w:rPr>
+        <w:t>Могут. Поэтому каждый знает наизусть номер дежурного адвоката. И статью про право на защиту — тоже наизусть.</w:t>
       </w:r>
     </w:p>
     <w:p>
@@ -446,7 +607,7 @@
           <w:i w:val="0"/>
           <w:sz w:val="22"/>
         </w:rPr>
-        <w:t>Там в первом ряду женщина с коляской, товарищ капитан. Я её знаю, она у нас в подъезде живёт.</w:t>
+        <w:t>Какой приказ, товарищ капитан? Там дети на плечах у отцов.</w:t>
       </w:r>
     </w:p>
     <w:p>
@@ -470,7 +631,7 @@
           <w:color w:val="555555"/>
           <w:sz w:val="22"/>
         </w:rPr>
-        <w:t>(не глядя на него)</w:t>
+        <w:t>(жёстко)</w:t>
       </w:r>
       <w:r>
         <w:rPr>
@@ -479,13 +640,45 @@
           <w:i w:val="0"/>
           <w:sz w:val="22"/>
         </w:rPr>
-        <w:t xml:space="preserve"> Значит, пусть отойдёт с коляской. Выполнять.</w:t>
+        <w:t xml:space="preserve"> Зуев, плетью обуха не перешибёшь. Не ты — так другой пойдёт. Встань в строй и не позорь отряд.</w:t>
       </w:r>
     </w:p>
     <w:p>
       <w:pPr>
         <w:spacing w:before="0" w:after="110" w:line="300" w:lineRule="auto"/>
       </w:pPr>
+      <w:r>
+        <w:rPr>
+          <w:rFonts w:ascii="Times New Roman" w:hAnsi="Times New Roman" w:eastAsia="Malgun Gothic"/>
+          <w:b/>
+          <w:i w:val="0"/>
+          <w:sz w:val="22"/>
+        </w:rPr>
+        <w:t xml:space="preserve">Зуев: </w:t>
+      </w:r>
+      <w:r>
+        <w:rPr>
+          <w:rFonts w:ascii="Times New Roman" w:hAnsi="Times New Roman" w:eastAsia="Malgun Gothic"/>
+          <w:b w:val="0"/>
+          <w:i w:val="0"/>
+          <w:sz w:val="22"/>
+        </w:rPr>
+        <w:t>Пусть другой. Но не я.</w:t>
+      </w:r>
+    </w:p>
+    <w:p>
+      <w:pPr>
+        <w:spacing w:before="0" w:after="110" w:line="300" w:lineRule="auto"/>
+      </w:pPr>
+      <w:r>
+        <w:rPr>
+          <w:rFonts w:ascii="Times New Roman" w:hAnsi="Times New Roman" w:eastAsia="Malgun Gothic"/>
+          <w:b/>
+          <w:i w:val="0"/>
+          <w:sz w:val="22"/>
+        </w:rPr>
+        <w:t xml:space="preserve">Белов: </w:t>
+      </w:r>
       <w:r>
         <w:rPr>
           <w:rFonts w:ascii="Times New Roman" w:hAnsi="Times New Roman" w:eastAsia="Malgun Gothic"/>
@@ -494,7 +687,16 @@
           <w:color w:val="555555"/>
           <w:sz w:val="22"/>
         </w:rPr>
-        <w:t>(звучит команда, начинается разгон толпы; крики, дым от светошумовых гранат)</w:t>
+        <w:t>(отворачиваясь)</w:t>
+      </w:r>
+      <w:r>
+        <w:rPr>
+          <w:rFonts w:ascii="Times New Roman" w:hAnsi="Times New Roman" w:eastAsia="Malgun Gothic"/>
+          <w:b w:val="0"/>
+          <w:i w:val="0"/>
+          <w:sz w:val="22"/>
+        </w:rPr>
+        <w:t xml:space="preserve"> Разговорчики, Зуев.</w:t>
       </w:r>
     </w:p>
     <w:p>
@@ -509,6 +711,29 @@
           <w:sz w:val="22"/>
         </w:rPr>
         <w:t xml:space="preserve">Зуев: </w:t>
+      </w:r>
+      <w:r>
+        <w:rPr>
+          <w:rFonts w:ascii="Times New Roman" w:hAnsi="Times New Roman" w:eastAsia="Malgun Gothic"/>
+          <w:b w:val="0"/>
+          <w:i w:val="0"/>
+          <w:sz w:val="22"/>
+        </w:rPr>
+        <w:t>Там в первом ряду женщина с коляской, товарищ капитан. Я её знаю, она у нас в подъезде живёт.</w:t>
+      </w:r>
+    </w:p>
+    <w:p>
+      <w:pPr>
+        <w:spacing w:before="0" w:after="110" w:line="300" w:lineRule="auto"/>
+      </w:pPr>
+      <w:r>
+        <w:rPr>
+          <w:rFonts w:ascii="Times New Roman" w:hAnsi="Times New Roman" w:eastAsia="Malgun Gothic"/>
+          <w:b/>
+          <w:i w:val="0"/>
+          <w:sz w:val="22"/>
+        </w:rPr>
+        <w:t xml:space="preserve">Белов: </w:t>
       </w:r>
       <w:r>
         <w:rPr>
@@ -518,7 +743,7 @@
           <w:color w:val="555555"/>
           <w:sz w:val="22"/>
         </w:rPr>
-        <w:t>(опускает щит, не двигается с места)</w:t>
+        <w:t>(не глядя на него)</w:t>
       </w:r>
       <w:r>
         <w:rPr>
@@ -527,7 +752,7 @@
           <w:i w:val="0"/>
           <w:sz w:val="22"/>
         </w:rPr>
-        <w:t xml:space="preserve"> Я не буду бить безоружных людей за то, что они держат цветы, товарищ капитан.</w:t>
+        <w:t xml:space="preserve"> Значит, пусть отойдёт с коляской. Выполнять.</w:t>
       </w:r>
     </w:p>
     <w:p>
@@ -541,7 +766,7 @@
           <w:i w:val="0"/>
           <w:sz w:val="22"/>
         </w:rPr>
-        <w:t xml:space="preserve">Белов: </w:t>
+        <w:t xml:space="preserve">Зуев: </w:t>
       </w:r>
       <w:r>
         <w:rPr>
@@ -550,22 +775,13 @@
           <w:i w:val="0"/>
           <w:sz w:val="22"/>
         </w:rPr>
-        <w:t>Зуев! Это неповиновение приказу!</w:t>
+        <w:t>Она не отойдёт. Она сюда пришла, потому что у неё брат в колонии сидит. Как Нестерова сидела.</w:t>
       </w:r>
     </w:p>
     <w:p>
       <w:pPr>
         <w:spacing w:before="0" w:after="110" w:line="300" w:lineRule="auto"/>
       </w:pPr>
-      <w:r>
-        <w:rPr>
-          <w:rFonts w:ascii="Times New Roman" w:hAnsi="Times New Roman" w:eastAsia="Malgun Gothic"/>
-          <w:b/>
-          <w:i w:val="0"/>
-          <w:sz w:val="22"/>
-        </w:rPr>
-        <w:t xml:space="preserve">Зуев: </w:t>
-      </w:r>
       <w:r>
         <w:rPr>
           <w:rFonts w:ascii="Times New Roman" w:hAnsi="Times New Roman" w:eastAsia="Malgun Gothic"/>
@@ -574,16 +790,7 @@
           <w:color w:val="555555"/>
           <w:sz w:val="22"/>
         </w:rPr>
-        <w:t>(снимает шлем, кладёт его на асфальт)</w:t>
-      </w:r>
-      <w:r>
-        <w:rPr>
-          <w:rFonts w:ascii="Times New Roman" w:hAnsi="Times New Roman" w:eastAsia="Malgun Gothic"/>
-          <w:b w:val="0"/>
-          <w:i w:val="0"/>
-          <w:sz w:val="22"/>
-        </w:rPr>
-        <w:t xml:space="preserve"> Тогда пусть будет неповиновение. С меня хватит.</w:t>
+        <w:t>(звучит команда, начинается разгон толпы; крики, дым от светошумовых гранат)</w:t>
       </w:r>
     </w:p>
     <w:p>
@@ -597,7 +804,7 @@
           <w:i w:val="0"/>
           <w:sz w:val="22"/>
         </w:rPr>
-        <w:t xml:space="preserve">Белов: </w:t>
+        <w:t xml:space="preserve">Зуев: </w:t>
       </w:r>
       <w:r>
         <w:rPr>
@@ -607,7 +814,7 @@
           <w:color w:val="555555"/>
           <w:sz w:val="22"/>
         </w:rPr>
-        <w:t>(долгая пауза; тише, почти про себя)</w:t>
+        <w:t>(опускает щит, не двигается с места)</w:t>
       </w:r>
       <w:r>
         <w:rPr>
@@ -616,7 +823,7 @@
           <w:i w:val="0"/>
           <w:sz w:val="22"/>
         </w:rPr>
-        <w:t xml:space="preserve"> Ты понимаешь, что с тобой сделают?</w:t>
+        <w:t xml:space="preserve"> Я не буду бить безоружных людей за то, что они держат цветы, товарищ капитан.</w:t>
       </w:r>
     </w:p>
     <w:p>
@@ -630,7 +837,7 @@
           <w:i w:val="0"/>
           <w:sz w:val="22"/>
         </w:rPr>
-        <w:t xml:space="preserve">Зуев: </w:t>
+        <w:t xml:space="preserve">Белов: </w:t>
       </w:r>
       <w:r>
         <w:rPr>
@@ -639,7 +846,157 @@
           <w:i w:val="0"/>
           <w:sz w:val="22"/>
         </w:rPr>
+        <w:t>Зуев! Это неповиновение приказу!</w:t>
+      </w:r>
+    </w:p>
+    <w:p>
+      <w:pPr>
+        <w:spacing w:before="0" w:after="110" w:line="300" w:lineRule="auto"/>
+      </w:pPr>
+      <w:r>
+        <w:rPr>
+          <w:rFonts w:ascii="Times New Roman" w:hAnsi="Times New Roman" w:eastAsia="Malgun Gothic"/>
+          <w:b/>
+          <w:i w:val="0"/>
+          <w:sz w:val="22"/>
+        </w:rPr>
+        <w:t xml:space="preserve">Зуев: </w:t>
+      </w:r>
+      <w:r>
+        <w:rPr>
+          <w:rFonts w:ascii="Times New Roman" w:hAnsi="Times New Roman" w:eastAsia="Malgun Gothic"/>
+          <w:b w:val="0"/>
+          <w:i/>
+          <w:color w:val="555555"/>
+          <w:sz w:val="22"/>
+        </w:rPr>
+        <w:t>(снимает шлем, кладёт его на асфальт)</w:t>
+      </w:r>
+      <w:r>
+        <w:rPr>
+          <w:rFonts w:ascii="Times New Roman" w:hAnsi="Times New Roman" w:eastAsia="Malgun Gothic"/>
+          <w:b w:val="0"/>
+          <w:i w:val="0"/>
+          <w:sz w:val="22"/>
+        </w:rPr>
+        <w:t xml:space="preserve"> Тогда пусть будет неповиновение. С меня хватит.</w:t>
+      </w:r>
+    </w:p>
+    <w:p>
+      <w:pPr>
+        <w:spacing w:before="0" w:after="110" w:line="300" w:lineRule="auto"/>
+      </w:pPr>
+      <w:r>
+        <w:rPr>
+          <w:rFonts w:ascii="Times New Roman" w:hAnsi="Times New Roman" w:eastAsia="Malgun Gothic"/>
+          <w:b/>
+          <w:i w:val="0"/>
+          <w:sz w:val="22"/>
+        </w:rPr>
+        <w:t xml:space="preserve">Белов: </w:t>
+      </w:r>
+      <w:r>
+        <w:rPr>
+          <w:rFonts w:ascii="Times New Roman" w:hAnsi="Times New Roman" w:eastAsia="Malgun Gothic"/>
+          <w:b w:val="0"/>
+          <w:i w:val="0"/>
+          <w:sz w:val="22"/>
+        </w:rPr>
+        <w:t>Ты плетью по обуху бьёшь, Зуев. Сломаешься ты, а не обух.</w:t>
+      </w:r>
+    </w:p>
+    <w:p>
+      <w:pPr>
+        <w:spacing w:before="0" w:after="110" w:line="300" w:lineRule="auto"/>
+      </w:pPr>
+      <w:r>
+        <w:rPr>
+          <w:rFonts w:ascii="Times New Roman" w:hAnsi="Times New Roman" w:eastAsia="Malgun Gothic"/>
+          <w:b/>
+          <w:i w:val="0"/>
+          <w:sz w:val="22"/>
+        </w:rPr>
+        <w:t xml:space="preserve">Зуев: </w:t>
+      </w:r>
+      <w:r>
+        <w:rPr>
+          <w:rFonts w:ascii="Times New Roman" w:hAnsi="Times New Roman" w:eastAsia="Malgun Gothic"/>
+          <w:b w:val="0"/>
+          <w:i w:val="0"/>
+          <w:sz w:val="22"/>
+        </w:rPr>
+        <w:t>Может, и сломаюсь. Но махать этой плетью по людям я не буду.</w:t>
+      </w:r>
+    </w:p>
+    <w:p>
+      <w:pPr>
+        <w:spacing w:before="0" w:after="110" w:line="300" w:lineRule="auto"/>
+      </w:pPr>
+      <w:r>
+        <w:rPr>
+          <w:rFonts w:ascii="Times New Roman" w:hAnsi="Times New Roman" w:eastAsia="Malgun Gothic"/>
+          <w:b/>
+          <w:i w:val="0"/>
+          <w:sz w:val="22"/>
+        </w:rPr>
+        <w:t xml:space="preserve">Белов: </w:t>
+      </w:r>
+      <w:r>
+        <w:rPr>
+          <w:rFonts w:ascii="Times New Roman" w:hAnsi="Times New Roman" w:eastAsia="Malgun Gothic"/>
+          <w:b w:val="0"/>
+          <w:i/>
+          <w:color w:val="555555"/>
+          <w:sz w:val="22"/>
+        </w:rPr>
+        <w:t>(долгая пауза; тише, почти про себя)</w:t>
+      </w:r>
+      <w:r>
+        <w:rPr>
+          <w:rFonts w:ascii="Times New Roman" w:hAnsi="Times New Roman" w:eastAsia="Malgun Gothic"/>
+          <w:b w:val="0"/>
+          <w:i w:val="0"/>
+          <w:sz w:val="22"/>
+        </w:rPr>
+        <w:t xml:space="preserve"> Ты понимаешь, что с тобой сделают?</w:t>
+      </w:r>
+    </w:p>
+    <w:p>
+      <w:pPr>
+        <w:spacing w:before="0" w:after="110" w:line="300" w:lineRule="auto"/>
+      </w:pPr>
+      <w:r>
+        <w:rPr>
+          <w:rFonts w:ascii="Times New Roman" w:hAnsi="Times New Roman" w:eastAsia="Malgun Gothic"/>
+          <w:b/>
+          <w:i w:val="0"/>
+          <w:sz w:val="22"/>
+        </w:rPr>
+        <w:t xml:space="preserve">Зуев: </w:t>
+      </w:r>
+      <w:r>
+        <w:rPr>
+          <w:rFonts w:ascii="Times New Roman" w:hAnsi="Times New Roman" w:eastAsia="Malgun Gothic"/>
+          <w:b w:val="0"/>
+          <w:i w:val="0"/>
+          <w:sz w:val="22"/>
+        </w:rPr>
         <w:t>Понимаю. А вы понимаете, что сделают с нами, если мы сейчас пойдём на них?</w:t>
+      </w:r>
+    </w:p>
+    <w:p>
+      <w:pPr>
+        <w:spacing w:before="0" w:after="110" w:line="300" w:lineRule="auto"/>
+      </w:pPr>
+      <w:r>
+        <w:rPr>
+          <w:rFonts w:ascii="Times New Roman" w:hAnsi="Times New Roman" w:eastAsia="Malgun Gothic"/>
+          <w:b w:val="0"/>
+          <w:i/>
+          <w:color w:val="555555"/>
+          <w:sz w:val="22"/>
+        </w:rPr>
+        <w:t>(в соседнем ряду ещё один боец медленно опускает щит; потом второй)</w:t>
       </w:r>
     </w:p>
     <w:p>
@@ -832,7 +1189,17 @@
           <w:i w:val="0"/>
           <w:sz w:val="22"/>
         </w:rPr>
-        <w:t xml:space="preserve">Гребенщиков: </w:t>
+        <w:t xml:space="preserve">Лёша: </w:t>
+      </w:r>
+      <w:r>
+        <w:rPr>
+          <w:rFonts w:ascii="Times New Roman" w:hAnsi="Times New Roman" w:eastAsia="Malgun Gothic"/>
+          <w:b w:val="0"/>
+          <w:i/>
+          <w:color w:val="555555"/>
+          <w:sz w:val="22"/>
+        </w:rPr>
+        <w:t>(медленно)</w:t>
       </w:r>
       <w:r>
         <w:rPr>
@@ -841,7 +1208,7 @@
           <w:i w:val="0"/>
           <w:sz w:val="22"/>
         </w:rPr>
-        <w:t>Это самый опасный симптом для любой власти. Когда собственные силовые структуры начинают сомневаться, конец обычно не за горами.</w:t>
+        <w:t xml:space="preserve"> Значит, и у него есть предел. Я не думал, что доживу до того, чтобы сказать о Белове доброе слово.</w:t>
       </w:r>
     </w:p>
     <w:p>
@@ -855,7 +1222,7 @@
           <w:i w:val="0"/>
           <w:sz w:val="22"/>
         </w:rPr>
-        <w:t xml:space="preserve">Лёша: </w:t>
+        <w:t xml:space="preserve">Гребенщиков: </w:t>
       </w:r>
       <w:r>
         <w:rPr>
@@ -864,7 +1231,168 @@
           <w:i w:val="0"/>
           <w:sz w:val="22"/>
         </w:rPr>
+        <w:t>Не спешите с добрыми словами. Он не отменил приказ. Он просто его не повторил. Для человека в погонах это разница размером с пропасть — но пока ещё не мост.</w:t>
+      </w:r>
+    </w:p>
+    <w:p>
+      <w:pPr>
+        <w:spacing w:before="0" w:after="110" w:line="300" w:lineRule="auto"/>
+      </w:pPr>
+      <w:r>
+        <w:rPr>
+          <w:rFonts w:ascii="Times New Roman" w:hAnsi="Times New Roman" w:eastAsia="Malgun Gothic"/>
+          <w:b/>
+          <w:i w:val="0"/>
+          <w:sz w:val="22"/>
+        </w:rPr>
+        <w:t xml:space="preserve">Ирина: </w:t>
+      </w:r>
+      <w:r>
+        <w:rPr>
+          <w:rFonts w:ascii="Times New Roman" w:hAnsi="Times New Roman" w:eastAsia="Malgun Gothic"/>
+          <w:b w:val="0"/>
+          <w:i w:val="0"/>
+          <w:sz w:val="22"/>
+        </w:rPr>
+        <w:t>Видео с его отрядом посмотрели шесть миллионов человек. Назад по этому мосту он уже не пройдёт.</w:t>
+      </w:r>
+    </w:p>
+    <w:p>
+      <w:pPr>
+        <w:spacing w:before="0" w:after="110" w:line="300" w:lineRule="auto"/>
+      </w:pPr>
+      <w:r>
+        <w:rPr>
+          <w:rFonts w:ascii="Times New Roman" w:hAnsi="Times New Roman" w:eastAsia="Malgun Gothic"/>
+          <w:b/>
+          <w:i w:val="0"/>
+          <w:sz w:val="22"/>
+        </w:rPr>
+        <w:t xml:space="preserve">Гребенщиков: </w:t>
+      </w:r>
+      <w:r>
+        <w:rPr>
+          <w:rFonts w:ascii="Times New Roman" w:hAnsi="Times New Roman" w:eastAsia="Malgun Gothic"/>
+          <w:b w:val="0"/>
+          <w:i w:val="0"/>
+          <w:sz w:val="22"/>
+        </w:rPr>
+        <w:t>Это самый опасный симптом для любой власти. Когда собственные силовые структуры начинают сомневаться, конец обычно не за горами.</w:t>
+      </w:r>
+    </w:p>
+    <w:p>
+      <w:pPr>
+        <w:spacing w:before="0" w:after="110" w:line="300" w:lineRule="auto"/>
+      </w:pPr>
+      <w:r>
+        <w:rPr>
+          <w:rFonts w:ascii="Times New Roman" w:hAnsi="Times New Roman" w:eastAsia="Malgun Gothic"/>
+          <w:b/>
+          <w:i w:val="0"/>
+          <w:sz w:val="22"/>
+        </w:rPr>
+        <w:t xml:space="preserve">Лёша: </w:t>
+      </w:r>
+      <w:r>
+        <w:rPr>
+          <w:rFonts w:ascii="Times New Roman" w:hAnsi="Times New Roman" w:eastAsia="Malgun Gothic"/>
+          <w:b w:val="0"/>
+          <w:i w:val="0"/>
+          <w:sz w:val="22"/>
+        </w:rPr>
         <w:t>А если это спровоцирует ещё более жёсткий ответ сверху? Панику, которая приведёт к настоящему кровопролитию?</w:t>
+      </w:r>
+    </w:p>
+    <w:p>
+      <w:pPr>
+        <w:spacing w:before="0" w:after="110" w:line="300" w:lineRule="auto"/>
+      </w:pPr>
+      <w:r>
+        <w:rPr>
+          <w:rFonts w:ascii="Times New Roman" w:hAnsi="Times New Roman" w:eastAsia="Malgun Gothic"/>
+          <w:b/>
+          <w:i w:val="0"/>
+          <w:sz w:val="22"/>
+        </w:rPr>
+        <w:t xml:space="preserve">Ирина: </w:t>
+      </w:r>
+      <w:r>
+        <w:rPr>
+          <w:rFonts w:ascii="Times New Roman" w:hAnsi="Times New Roman" w:eastAsia="Malgun Gothic"/>
+          <w:b w:val="0"/>
+          <w:i w:val="0"/>
+          <w:sz w:val="22"/>
+        </w:rPr>
+        <w:t>В Екатеринбурге ОМОН сегодня утром работал жёстко. Трое в больнице. Одна девушка — с переломом руки.</w:t>
+      </w:r>
+    </w:p>
+    <w:p>
+      <w:pPr>
+        <w:spacing w:before="0" w:after="110" w:line="300" w:lineRule="auto"/>
+      </w:pPr>
+      <w:r>
+        <w:rPr>
+          <w:rFonts w:ascii="Times New Roman" w:hAnsi="Times New Roman" w:eastAsia="Malgun Gothic"/>
+          <w:b/>
+          <w:i w:val="0"/>
+          <w:sz w:val="22"/>
+        </w:rPr>
+        <w:t xml:space="preserve">Лёша: </w:t>
+      </w:r>
+      <w:r>
+        <w:rPr>
+          <w:rFonts w:ascii="Times New Roman" w:hAnsi="Times New Roman" w:eastAsia="Malgun Gothic"/>
+          <w:b w:val="0"/>
+          <w:i w:val="0"/>
+          <w:sz w:val="22"/>
+        </w:rPr>
+        <w:t>Её имя?</w:t>
+      </w:r>
+    </w:p>
+    <w:p>
+      <w:pPr>
+        <w:spacing w:before="0" w:after="110" w:line="300" w:lineRule="auto"/>
+      </w:pPr>
+      <w:r>
+        <w:rPr>
+          <w:rFonts w:ascii="Times New Roman" w:hAnsi="Times New Roman" w:eastAsia="Malgun Gothic"/>
+          <w:b/>
+          <w:i w:val="0"/>
+          <w:sz w:val="22"/>
+        </w:rPr>
+        <w:t xml:space="preserve">Ирина: </w:t>
+      </w:r>
+      <w:r>
+        <w:rPr>
+          <w:rFonts w:ascii="Times New Roman" w:hAnsi="Times New Roman" w:eastAsia="Malgun Gothic"/>
+          <w:b w:val="0"/>
+          <w:i w:val="0"/>
+          <w:sz w:val="22"/>
+        </w:rPr>
+        <w:t>Уточняю. Юрист уже там.</w:t>
+      </w:r>
+    </w:p>
+    <w:p>
+      <w:pPr>
+        <w:spacing w:before="0" w:after="110" w:line="300" w:lineRule="auto"/>
+      </w:pPr>
+      <w:r>
+        <w:rPr>
+          <w:rFonts w:ascii="Times New Roman" w:hAnsi="Times New Roman" w:eastAsia="Malgun Gothic"/>
+          <w:b/>
+          <w:i w:val="0"/>
+          <w:sz w:val="22"/>
+        </w:rPr>
+        <w:t xml:space="preserve">Лёша: </w:t>
+      </w:r>
+      <w:r>
+        <w:rPr>
+          <w:rFonts w:ascii="Times New Roman" w:hAnsi="Times New Roman" w:eastAsia="Malgun Gothic"/>
+          <w:b w:val="0"/>
+          <w:i w:val="0"/>
+          <w:sz w:val="22"/>
+        </w:rPr>
+        <w:t>Как только узнаете — мне. Я хочу назвать её сегодня на площади. Не как жертву. Как человека, который не испугался.</w:t>
       </w:r>
     </w:p>
     <w:p>
@@ -1130,7 +1658,7 @@
           <w:i w:val="0"/>
           <w:sz w:val="22"/>
         </w:rPr>
-        <w:t>Тогда передайте наверх: если хотят выхода без крови, пусть начнут с освобождения задержанных и независимого расследования смерти Ольги Нестеровой. Это не требование оппозиции. Это минимальное условие, чтобы люди вообще захотели разговаривать.</w:t>
+        <w:t>Громкие слова для человека, который сорок лет не различал государство и тех, кто в нём сидит.</w:t>
       </w:r>
     </w:p>
     <w:p>
@@ -1150,10 +1678,122 @@
         <w:rPr>
           <w:rFonts w:ascii="Times New Roman" w:hAnsi="Times New Roman" w:eastAsia="Malgun Gothic"/>
           <w:b w:val="0"/>
+          <w:i/>
+          <w:color w:val="555555"/>
+          <w:sz w:val="22"/>
+        </w:rPr>
+        <w:t>(после паузы, ровно)</w:t>
+      </w:r>
+      <w:r>
+        <w:rPr>
+          <w:rFonts w:ascii="Times New Roman" w:hAnsi="Times New Roman" w:eastAsia="Malgun Gothic"/>
+          <w:b w:val="0"/>
           <w:i w:val="0"/>
           <w:sz w:val="22"/>
         </w:rPr>
+        <w:t xml:space="preserve"> Я это заслужил, Алексей Николаевич. Но сейчас не время для счётов. Время для решений.</w:t>
+      </w:r>
+    </w:p>
+    <w:p>
+      <w:pPr>
+        <w:spacing w:before="0" w:after="110" w:line="300" w:lineRule="auto"/>
+      </w:pPr>
+      <w:r>
+        <w:rPr>
+          <w:rFonts w:ascii="Times New Roman" w:hAnsi="Times New Roman" w:eastAsia="Malgun Gothic"/>
+          <w:b/>
+          <w:i w:val="0"/>
+          <w:sz w:val="22"/>
+        </w:rPr>
+        <w:t xml:space="preserve">Лёша: </w:t>
+      </w:r>
+      <w:r>
+        <w:rPr>
+          <w:rFonts w:ascii="Times New Roman" w:hAnsi="Times New Roman" w:eastAsia="Malgun Gothic"/>
+          <w:b w:val="0"/>
+          <w:i w:val="0"/>
+          <w:sz w:val="22"/>
+        </w:rPr>
+        <w:t>Тогда передайте наверх: если хотят выхода без крови, пусть начнут с освобождения задержанных и независимого расследования смерти Ольги Нестеровой. Это не требование оппозиции. Это минимальное условие, чтобы люди вообще захотели разговаривать.</w:t>
+      </w:r>
+    </w:p>
+    <w:p>
+      <w:pPr>
+        <w:spacing w:before="0" w:after="110" w:line="300" w:lineRule="auto"/>
+      </w:pPr>
+      <w:r>
+        <w:rPr>
+          <w:rFonts w:ascii="Times New Roman" w:hAnsi="Times New Roman" w:eastAsia="Malgun Gothic"/>
+          <w:b/>
+          <w:i w:val="0"/>
+          <w:sz w:val="22"/>
+        </w:rPr>
+        <w:t xml:space="preserve">Крылов: </w:t>
+      </w:r>
+      <w:r>
+        <w:rPr>
+          <w:rFonts w:ascii="Times New Roman" w:hAnsi="Times New Roman" w:eastAsia="Malgun Gothic"/>
+          <w:b w:val="0"/>
+          <w:i w:val="0"/>
+          <w:sz w:val="22"/>
+        </w:rPr>
         <w:t>Передам. Не обещаю результата.</w:t>
+      </w:r>
+    </w:p>
+    <w:p>
+      <w:pPr>
+        <w:spacing w:before="0" w:after="110" w:line="300" w:lineRule="auto"/>
+      </w:pPr>
+      <w:r>
+        <w:rPr>
+          <w:rFonts w:ascii="Times New Roman" w:hAnsi="Times New Roman" w:eastAsia="Malgun Gothic"/>
+          <w:b/>
+          <w:i w:val="0"/>
+          <w:sz w:val="22"/>
+        </w:rPr>
+        <w:t xml:space="preserve">Лёша: </w:t>
+      </w:r>
+      <w:r>
+        <w:rPr>
+          <w:rFonts w:ascii="Times New Roman" w:hAnsi="Times New Roman" w:eastAsia="Malgun Gothic"/>
+          <w:b w:val="0"/>
+          <w:i w:val="0"/>
+          <w:sz w:val="22"/>
+        </w:rPr>
+        <w:t>А вы сами, Сергей Александрович, что бы сделали на месте тех, наверху?</w:t>
+      </w:r>
+    </w:p>
+    <w:p>
+      <w:pPr>
+        <w:spacing w:before="0" w:after="110" w:line="300" w:lineRule="auto"/>
+      </w:pPr>
+      <w:r>
+        <w:rPr>
+          <w:rFonts w:ascii="Times New Roman" w:hAnsi="Times New Roman" w:eastAsia="Malgun Gothic"/>
+          <w:b/>
+          <w:i w:val="0"/>
+          <w:sz w:val="22"/>
+        </w:rPr>
+        <w:t xml:space="preserve">Крылов: </w:t>
+      </w:r>
+      <w:r>
+        <w:rPr>
+          <w:rFonts w:ascii="Times New Roman" w:hAnsi="Times New Roman" w:eastAsia="Malgun Gothic"/>
+          <w:b w:val="0"/>
+          <w:i/>
+          <w:color w:val="555555"/>
+          <w:sz w:val="22"/>
+        </w:rPr>
+        <w:t>(после долгой паузы)</w:t>
+      </w:r>
+      <w:r>
+        <w:rPr>
+          <w:rFonts w:ascii="Times New Roman" w:hAnsi="Times New Roman" w:eastAsia="Malgun Gothic"/>
+          <w:b w:val="0"/>
+          <w:i w:val="0"/>
+          <w:sz w:val="22"/>
+        </w:rPr>
+        <w:t xml:space="preserve"> Я бы испугался. Главное — вовремя испугаться правильного.</w:t>
       </w:r>
     </w:p>
     <w:p>
@@ -1225,7 +1865,7 @@
           <w:color w:val="1F3864"/>
           <w:sz w:val="26"/>
         </w:rPr>
-        <w:t>장면 5 — 같은 날 밤, 중앙광장의 대규모 연설</w:t>
+        <w:t>장면 5 — 저녁, 카잔의 주예프와의 통화</w:t>
       </w:r>
     </w:p>
     <w:p>
@@ -1239,7 +1879,7 @@
           <w:i w:val="0"/>
           <w:sz w:val="22"/>
         </w:rPr>
-        <w:t xml:space="preserve">Лёша: </w:t>
+        <w:t xml:space="preserve">Ирина: </w:t>
       </w:r>
       <w:r>
         <w:rPr>
@@ -1249,7 +1889,7 @@
           <w:color w:val="555555"/>
           <w:sz w:val="22"/>
         </w:rPr>
-        <w:t>(перед сотнями тысяч людей на главной площади)</w:t>
+        <w:t>(протягивает телефон)</w:t>
       </w:r>
       <w:r>
         <w:rPr>
@@ -1258,7 +1898,7 @@
           <w:i w:val="0"/>
           <w:sz w:val="22"/>
         </w:rPr>
-        <w:t xml:space="preserve"> Друзья! Сегодня вечером я стою перед вами не как кандидат в президенты. Я стою перед вами как человек, потерявший на этом пути учителя, отца, любимую женщину и близкого друга.</w:t>
+        <w:t xml:space="preserve"> Алексей Николаевич, Зуев на линии. Юрист у него дома, всё в порядке. Он сам попросил с вами поговорить.</w:t>
       </w:r>
     </w:p>
     <w:p>
@@ -1281,7 +1921,7 @@
           <w:i w:val="0"/>
           <w:sz w:val="22"/>
         </w:rPr>
-        <w:t>Ольга Нестерова не хотела революции. Она хотела справедливости для одной земли, для одного маленького народа, которого никто не замечал. Но её смерть стала искрой, потому что слишком многим из вас справедливость слишком долго откладывали.</w:t>
+        <w:t>Андрей, это Орлов. Как вы?</w:t>
       </w:r>
     </w:p>
     <w:p>
@@ -1295,68 +1935,8 @@
           <w:i w:val="0"/>
           <w:sz w:val="22"/>
         </w:rPr>
-        <w:t xml:space="preserve">Лёша: </w:t>
-      </w:r>
-      <w:r>
-        <w:rPr>
-          <w:rFonts w:ascii="Times New Roman" w:hAnsi="Times New Roman" w:eastAsia="Malgun Gothic"/>
-          <w:b w:val="0"/>
-          <w:i w:val="0"/>
-          <w:sz w:val="22"/>
-        </w:rPr>
-        <w:t>Сегодня днём в Казани полицейский снял шлем и положил его на асфальт. Он не перешёл на нашу сторону. Он просто остался человеком. Я прошу вас: встречайте каждого человека в форме так, чтобы ему было легче сделать то же самое.</w:t>
-      </w:r>
-    </w:p>
-    <w:p>
-      <w:pPr>
-        <w:spacing w:before="0" w:after="110" w:line="300" w:lineRule="auto"/>
-      </w:pPr>
-      <w:r>
-        <w:rPr>
-          <w:rFonts w:ascii="Times New Roman" w:hAnsi="Times New Roman" w:eastAsia="Malgun Gothic"/>
-          <w:b/>
-          <w:i w:val="0"/>
-          <w:sz w:val="22"/>
-        </w:rPr>
-        <w:t xml:space="preserve">Лёша: </w:t>
-      </w:r>
-      <w:r>
-        <w:rPr>
-          <w:rFonts w:ascii="Times New Roman" w:hAnsi="Times New Roman" w:eastAsia="Malgun Gothic"/>
-          <w:b w:val="0"/>
-          <w:i w:val="0"/>
-          <w:sz w:val="22"/>
-        </w:rPr>
-        <w:t>Я прошу вас — оставайтесь мирными. Не ради власти, которая этого не заслуживает, а ради себя, ради своих семей, ради будущего, в которое мы ещё можем прийти без крови на улицах.</w:t>
-      </w:r>
-    </w:p>
-    <w:p>
-      <w:pPr>
-        <w:spacing w:before="0" w:after="110" w:line="300" w:lineRule="auto"/>
-      </w:pPr>
-      <w:r>
-        <w:rPr>
-          <w:rFonts w:ascii="Times New Roman" w:hAnsi="Times New Roman" w:eastAsia="Malgun Gothic"/>
-          <w:b/>
-          <w:i w:val="0"/>
-          <w:sz w:val="22"/>
-        </w:rPr>
-        <w:t xml:space="preserve">Лёша: </w:t>
-      </w:r>
-      <w:r>
-        <w:rPr>
-          <w:rFonts w:ascii="Times New Roman" w:hAnsi="Times New Roman" w:eastAsia="Malgun Gothic"/>
-          <w:b w:val="0"/>
-          <w:i w:val="0"/>
-          <w:sz w:val="22"/>
-        </w:rPr>
-        <w:t>Пушкин писал другу: «Товарищ, верь: взойдёт она, звезда пленительного счастья». Сегодня я верю в это сильнее, чем когда-либо, потому что вижу перед собой полмиллиона причин верить.</w:t>
-      </w:r>
-    </w:p>
-    <w:p>
-      <w:pPr>
-        <w:spacing w:before="0" w:after="110" w:line="300" w:lineRule="auto"/>
-      </w:pPr>
+        <w:t xml:space="preserve">Зуев: </w:t>
+      </w:r>
       <w:r>
         <w:rPr>
           <w:rFonts w:ascii="Times New Roman" w:hAnsi="Times New Roman" w:eastAsia="Malgun Gothic"/>
@@ -1365,7 +1945,197 @@
           <w:color w:val="555555"/>
           <w:sz w:val="22"/>
         </w:rPr>
-        <w:t>(толпа взрывается овациями, скандирует имя Ольги, затем имя Лёши)</w:t>
+        <w:t>(растерянно)</w:t>
+      </w:r>
+      <w:r>
+        <w:rPr>
+          <w:rFonts w:ascii="Times New Roman" w:hAnsi="Times New Roman" w:eastAsia="Malgun Gothic"/>
+          <w:b w:val="0"/>
+          <w:i w:val="0"/>
+          <w:sz w:val="22"/>
+        </w:rPr>
+        <w:t xml:space="preserve"> Алексей Николаевич? Мне сказали, что со мной хотят поговорить из штаба. Я думал — помощник какой-нибудь.</w:t>
+      </w:r>
+    </w:p>
+    <w:p>
+      <w:pPr>
+        <w:spacing w:before="0" w:after="110" w:line="300" w:lineRule="auto"/>
+      </w:pPr>
+      <w:r>
+        <w:rPr>
+          <w:rFonts w:ascii="Times New Roman" w:hAnsi="Times New Roman" w:eastAsia="Malgun Gothic"/>
+          <w:b/>
+          <w:i w:val="0"/>
+          <w:sz w:val="22"/>
+        </w:rPr>
+        <w:t xml:space="preserve">Лёша: </w:t>
+      </w:r>
+      <w:r>
+        <w:rPr>
+          <w:rFonts w:ascii="Times New Roman" w:hAnsi="Times New Roman" w:eastAsia="Malgun Gothic"/>
+          <w:b w:val="0"/>
+          <w:i w:val="0"/>
+          <w:sz w:val="22"/>
+        </w:rPr>
+        <w:t>Помощник занят. Пришлось мне.</w:t>
+      </w:r>
+    </w:p>
+    <w:p>
+      <w:pPr>
+        <w:spacing w:before="0" w:after="110" w:line="300" w:lineRule="auto"/>
+      </w:pPr>
+      <w:r>
+        <w:rPr>
+          <w:rFonts w:ascii="Times New Roman" w:hAnsi="Times New Roman" w:eastAsia="Malgun Gothic"/>
+          <w:b/>
+          <w:i w:val="0"/>
+          <w:sz w:val="22"/>
+        </w:rPr>
+        <w:t xml:space="preserve">Зуев: </w:t>
+      </w:r>
+      <w:r>
+        <w:rPr>
+          <w:rFonts w:ascii="Times New Roman" w:hAnsi="Times New Roman" w:eastAsia="Malgun Gothic"/>
+          <w:b w:val="0"/>
+          <w:i/>
+          <w:color w:val="555555"/>
+          <w:sz w:val="22"/>
+        </w:rPr>
+        <w:t>(по телефону, неуверенно)</w:t>
+      </w:r>
+      <w:r>
+        <w:rPr>
+          <w:rFonts w:ascii="Times New Roman" w:hAnsi="Times New Roman" w:eastAsia="Malgun Gothic"/>
+          <w:b w:val="0"/>
+          <w:i w:val="0"/>
+          <w:sz w:val="22"/>
+        </w:rPr>
+        <w:t xml:space="preserve"> Нормально, Алексей Николаевич… То есть не знаю. Жена плачет. Мать говорит — правильно. Отец молчит.</w:t>
+      </w:r>
+    </w:p>
+    <w:p>
+      <w:pPr>
+        <w:spacing w:before="0" w:after="110" w:line="300" w:lineRule="auto"/>
+      </w:pPr>
+      <w:r>
+        <w:rPr>
+          <w:rFonts w:ascii="Times New Roman" w:hAnsi="Times New Roman" w:eastAsia="Malgun Gothic"/>
+          <w:b/>
+          <w:i w:val="0"/>
+          <w:sz w:val="22"/>
+        </w:rPr>
+        <w:t xml:space="preserve">Лёша: </w:t>
+      </w:r>
+      <w:r>
+        <w:rPr>
+          <w:rFonts w:ascii="Times New Roman" w:hAnsi="Times New Roman" w:eastAsia="Malgun Gothic"/>
+          <w:b w:val="0"/>
+          <w:i w:val="0"/>
+          <w:sz w:val="22"/>
+        </w:rPr>
+        <w:t>У вас будет юрист на всех допросах. Ни одного слова без него. Понимаете?</w:t>
+      </w:r>
+    </w:p>
+    <w:p>
+      <w:pPr>
+        <w:spacing w:before="0" w:after="110" w:line="300" w:lineRule="auto"/>
+      </w:pPr>
+      <w:r>
+        <w:rPr>
+          <w:rFonts w:ascii="Times New Roman" w:hAnsi="Times New Roman" w:eastAsia="Malgun Gothic"/>
+          <w:b/>
+          <w:i w:val="0"/>
+          <w:sz w:val="22"/>
+        </w:rPr>
+        <w:t xml:space="preserve">Зуев: </w:t>
+      </w:r>
+      <w:r>
+        <w:rPr>
+          <w:rFonts w:ascii="Times New Roman" w:hAnsi="Times New Roman" w:eastAsia="Malgun Gothic"/>
+          <w:b w:val="0"/>
+          <w:i w:val="0"/>
+          <w:sz w:val="22"/>
+        </w:rPr>
+        <w:t>Понимаю. Я вам не для этого звоню. Я хотел сказать: я не за вас. Я ни за кого. Я просто не мог. Там была соседка с коляской.</w:t>
+      </w:r>
+    </w:p>
+    <w:p>
+      <w:pPr>
+        <w:spacing w:before="0" w:after="110" w:line="300" w:lineRule="auto"/>
+      </w:pPr>
+      <w:r>
+        <w:rPr>
+          <w:rFonts w:ascii="Times New Roman" w:hAnsi="Times New Roman" w:eastAsia="Malgun Gothic"/>
+          <w:b/>
+          <w:i w:val="0"/>
+          <w:sz w:val="22"/>
+        </w:rPr>
+        <w:t xml:space="preserve">Лёша: </w:t>
+      </w:r>
+      <w:r>
+        <w:rPr>
+          <w:rFonts w:ascii="Times New Roman" w:hAnsi="Times New Roman" w:eastAsia="Malgun Gothic"/>
+          <w:b w:val="0"/>
+          <w:i w:val="0"/>
+          <w:sz w:val="22"/>
+        </w:rPr>
+        <w:t>Я знаю, Андрей. Поэтому и хотел, чтобы у вас был юрист. Вы не обязаны быть за меня. Вы сделали то, что должен сделать человек. Этого достаточно.</w:t>
+      </w:r>
+    </w:p>
+    <w:p>
+      <w:pPr>
+        <w:spacing w:before="0" w:after="110" w:line="300" w:lineRule="auto"/>
+      </w:pPr>
+      <w:r>
+        <w:rPr>
+          <w:rFonts w:ascii="Times New Roman" w:hAnsi="Times New Roman" w:eastAsia="Malgun Gothic"/>
+          <w:b/>
+          <w:i w:val="0"/>
+          <w:sz w:val="22"/>
+        </w:rPr>
+        <w:t xml:space="preserve">Зуев: </w:t>
+      </w:r>
+      <w:r>
+        <w:rPr>
+          <w:rFonts w:ascii="Times New Roman" w:hAnsi="Times New Roman" w:eastAsia="Malgun Gothic"/>
+          <w:b w:val="0"/>
+          <w:i/>
+          <w:color w:val="555555"/>
+          <w:sz w:val="22"/>
+        </w:rPr>
+        <w:t>(после паузы)</w:t>
+      </w:r>
+      <w:r>
+        <w:rPr>
+          <w:rFonts w:ascii="Times New Roman" w:hAnsi="Times New Roman" w:eastAsia="Malgun Gothic"/>
+          <w:b w:val="0"/>
+          <w:i w:val="0"/>
+          <w:sz w:val="22"/>
+        </w:rPr>
+        <w:t xml:space="preserve"> Капитан Белов звонил. Сказал, что рапорт на меня писать не будет. Сказал — «пусть пишут те, кто там не стоял».</w:t>
+      </w:r>
+    </w:p>
+    <w:p>
+      <w:pPr>
+        <w:spacing w:before="0" w:after="110" w:line="300" w:lineRule="auto"/>
+      </w:pPr>
+      <w:r>
+        <w:rPr>
+          <w:rFonts w:ascii="Times New Roman" w:hAnsi="Times New Roman" w:eastAsia="Malgun Gothic"/>
+          <w:b/>
+          <w:i w:val="0"/>
+          <w:sz w:val="22"/>
+        </w:rPr>
+        <w:t xml:space="preserve">Лёша: </w:t>
+      </w:r>
+      <w:r>
+        <w:rPr>
+          <w:rFonts w:ascii="Times New Roman" w:hAnsi="Times New Roman" w:eastAsia="Malgun Gothic"/>
+          <w:b w:val="0"/>
+          <w:i w:val="0"/>
+          <w:sz w:val="22"/>
+        </w:rPr>
+        <w:t>Передайте ему… Нет. Ничего не передавайте. Он сам всё знает.</w:t>
       </w:r>
     </w:p>
     <w:p>
@@ -1381,168 +2151,7 @@
           <w:color w:val="1F3864"/>
           <w:sz w:val="26"/>
         </w:rPr>
-        <w:t>장면 6 — 연설 직후, 국제적 압박의 강화</w:t>
-      </w:r>
-    </w:p>
-    <w:p>
-      <w:pPr>
-        <w:spacing w:before="0" w:after="110" w:line="300" w:lineRule="auto"/>
-      </w:pPr>
-      <w:r>
-        <w:rPr>
-          <w:rFonts w:ascii="Times New Roman" w:hAnsi="Times New Roman" w:eastAsia="Malgun Gothic"/>
-          <w:b/>
-          <w:i w:val="0"/>
-          <w:sz w:val="22"/>
-        </w:rPr>
-        <w:t xml:space="preserve">Мюллер: </w:t>
-      </w:r>
-      <w:r>
-        <w:rPr>
-          <w:rFonts w:ascii="Times New Roman" w:hAnsi="Times New Roman" w:eastAsia="Malgun Gothic"/>
-          <w:b w:val="0"/>
-          <w:i w:val="0"/>
-          <w:sz w:val="22"/>
-        </w:rPr>
-        <w:t>Господин Орлов, три европейских парламента сегодня проголосовали за резолюции с требованием независимого расследования. Ожидаете санкций против конкретных силовых структур?</w:t>
-      </w:r>
-    </w:p>
-    <w:p>
-      <w:pPr>
-        <w:spacing w:before="0" w:after="110" w:line="300" w:lineRule="auto"/>
-      </w:pPr>
-      <w:r>
-        <w:rPr>
-          <w:rFonts w:ascii="Times New Roman" w:hAnsi="Times New Roman" w:eastAsia="Malgun Gothic"/>
-          <w:b/>
-          <w:i w:val="0"/>
-          <w:sz w:val="22"/>
-        </w:rPr>
-        <w:t xml:space="preserve">Лёша: </w:t>
-      </w:r>
-      <w:r>
-        <w:rPr>
-          <w:rFonts w:ascii="Times New Roman" w:hAnsi="Times New Roman" w:eastAsia="Malgun Gothic"/>
-          <w:b w:val="0"/>
-          <w:i w:val="0"/>
-          <w:sz w:val="22"/>
-        </w:rPr>
-        <w:t>Ожидаю. Но, если честно, международное давление — это дополнение к тому, что делают люди здесь, на улицах. Не замена.</w:t>
-      </w:r>
-    </w:p>
-    <w:p>
-      <w:pPr>
-        <w:spacing w:before="0" w:after="110" w:line="300" w:lineRule="auto"/>
-      </w:pPr>
-      <w:r>
-        <w:rPr>
-          <w:rFonts w:ascii="Times New Roman" w:hAnsi="Times New Roman" w:eastAsia="Malgun Gothic"/>
-          <w:b/>
-          <w:i w:val="0"/>
-          <w:sz w:val="22"/>
-        </w:rPr>
-        <w:t xml:space="preserve">Мюллер: </w:t>
-      </w:r>
-      <w:r>
-        <w:rPr>
-          <w:rFonts w:ascii="Times New Roman" w:hAnsi="Times New Roman" w:eastAsia="Malgun Gothic"/>
-          <w:b w:val="0"/>
-          <w:i w:val="0"/>
-          <w:sz w:val="22"/>
-        </w:rPr>
-        <w:t>Как вы оцениваете риск военного вмешательства для подавления протестов?</w:t>
-      </w:r>
-    </w:p>
-    <w:p>
-      <w:pPr>
-        <w:spacing w:before="0" w:after="110" w:line="300" w:lineRule="auto"/>
-      </w:pPr>
-      <w:r>
-        <w:rPr>
-          <w:rFonts w:ascii="Times New Roman" w:hAnsi="Times New Roman" w:eastAsia="Malgun Gothic"/>
-          <w:b/>
-          <w:i w:val="0"/>
-          <w:sz w:val="22"/>
-        </w:rPr>
-        <w:t xml:space="preserve">Лёша: </w:t>
-      </w:r>
-      <w:r>
-        <w:rPr>
-          <w:rFonts w:ascii="Times New Roman" w:hAnsi="Times New Roman" w:eastAsia="Malgun Gothic"/>
-          <w:b w:val="0"/>
-          <w:i w:val="0"/>
-          <w:sz w:val="22"/>
-        </w:rPr>
-        <w:t>Риск реален. Именно поэтому важен каждый голос извне: он делает такой сценарий политически дороже для тех, кто мог бы его выбрать.</w:t>
-      </w:r>
-    </w:p>
-    <w:p>
-      <w:pPr>
-        <w:spacing w:before="0" w:after="110" w:line="300" w:lineRule="auto"/>
-      </w:pPr>
-      <w:r>
-        <w:rPr>
-          <w:rFonts w:ascii="Times New Roman" w:hAnsi="Times New Roman" w:eastAsia="Malgun Gothic"/>
-          <w:b/>
-          <w:i w:val="0"/>
-          <w:sz w:val="22"/>
-        </w:rPr>
-        <w:t xml:space="preserve">Мюллер: </w:t>
-      </w:r>
-      <w:r>
-        <w:rPr>
-          <w:rFonts w:ascii="Times New Roman" w:hAnsi="Times New Roman" w:eastAsia="Malgun Gothic"/>
-          <w:b w:val="0"/>
-          <w:i w:val="0"/>
-          <w:sz w:val="22"/>
-        </w:rPr>
-        <w:t>Ваши противники говорят, что вы зовёте Европу вмешиваться во внутренние дела страны.</w:t>
-      </w:r>
-    </w:p>
-    <w:p>
-      <w:pPr>
-        <w:spacing w:before="0" w:after="110" w:line="300" w:lineRule="auto"/>
-      </w:pPr>
-      <w:r>
-        <w:rPr>
-          <w:rFonts w:ascii="Times New Roman" w:hAnsi="Times New Roman" w:eastAsia="Malgun Gothic"/>
-          <w:b/>
-          <w:i w:val="0"/>
-          <w:sz w:val="22"/>
-        </w:rPr>
-        <w:t xml:space="preserve">Лёша: </w:t>
-      </w:r>
-      <w:r>
-        <w:rPr>
-          <w:rFonts w:ascii="Times New Roman" w:hAnsi="Times New Roman" w:eastAsia="Malgun Gothic"/>
-          <w:b w:val="0"/>
-          <w:i w:val="0"/>
-          <w:sz w:val="22"/>
-        </w:rPr>
-        <w:t>Я никого не зову. Я прошу собственную страну сделать так, чтобы нам не нужно было ничьё внимание извне. Это разные вещи, госпожа Мюллер.</w:t>
-      </w:r>
-    </w:p>
-    <w:p>
-      <w:pPr>
-        <w:spacing w:before="0" w:after="110" w:line="300" w:lineRule="auto"/>
-      </w:pPr>
-      <w:r>
-        <w:rPr>
-          <w:rFonts w:ascii="Times New Roman" w:hAnsi="Times New Roman" w:eastAsia="Malgun Gothic"/>
-          <w:b/>
-          <w:i w:val="0"/>
-          <w:sz w:val="22"/>
-        </w:rPr>
-        <w:t xml:space="preserve">Мюллер: </w:t>
-      </w:r>
-      <w:r>
-        <w:rPr>
-          <w:rFonts w:ascii="Times New Roman" w:hAnsi="Times New Roman" w:eastAsia="Malgun Gothic"/>
-          <w:b w:val="0"/>
-          <w:i w:val="0"/>
-          <w:sz w:val="22"/>
-        </w:rPr>
-        <w:t>Последний вопрос: вы боитесь за свою жизнь в эти дни?</w:t>
+        <w:t>장면 6 — 같은 날 밤, 중앙광장의 대규모 연설</w:t>
       </w:r>
     </w:p>
     <w:p>
@@ -1566,7 +2175,7 @@
           <w:color w:val="555555"/>
           <w:sz w:val="22"/>
         </w:rPr>
-        <w:t>(пауза, честно)</w:t>
+        <w:t>(перед сотнями тысяч людей на главной площади)</w:t>
       </w:r>
       <w:r>
         <w:rPr>
@@ -1575,7 +2184,221 @@
           <w:i w:val="0"/>
           <w:sz w:val="22"/>
         </w:rPr>
-        <w:t xml:space="preserve"> Боюсь. Но страх — не повод остановиться. Этому меня давно научили люди, которых больше нет рядом.</w:t>
+        <w:t xml:space="preserve"> Друзья! Сегодня вечером я стою перед вами не как кандидат в президенты. Я стою перед вами как человек, потерявший на этом пути учителя, отца, любимую женщину и близкого друга.</w:t>
+      </w:r>
+    </w:p>
+    <w:p>
+      <w:pPr>
+        <w:spacing w:before="0" w:after="110" w:line="300" w:lineRule="auto"/>
+      </w:pPr>
+      <w:r>
+        <w:rPr>
+          <w:rFonts w:ascii="Times New Roman" w:hAnsi="Times New Roman" w:eastAsia="Malgun Gothic"/>
+          <w:b/>
+          <w:i w:val="0"/>
+          <w:sz w:val="22"/>
+        </w:rPr>
+        <w:t xml:space="preserve">Лёша: </w:t>
+      </w:r>
+      <w:r>
+        <w:rPr>
+          <w:rFonts w:ascii="Times New Roman" w:hAnsi="Times New Roman" w:eastAsia="Malgun Gothic"/>
+          <w:b w:val="0"/>
+          <w:i w:val="0"/>
+          <w:sz w:val="22"/>
+        </w:rPr>
+        <w:t>Ольга Нестерова не хотела революции. Она хотела справедливости для одной земли, для одного маленького народа, которого никто не замечал. Но её смерть стала искрой, потому что слишком многим из вас справедливость слишком долго откладывали.</w:t>
+      </w:r>
+    </w:p>
+    <w:p>
+      <w:pPr>
+        <w:spacing w:before="0" w:after="110" w:line="300" w:lineRule="auto"/>
+      </w:pPr>
+      <w:r>
+        <w:rPr>
+          <w:rFonts w:ascii="Times New Roman" w:hAnsi="Times New Roman" w:eastAsia="Malgun Gothic"/>
+          <w:b w:val="0"/>
+          <w:i/>
+          <w:color w:val="555555"/>
+          <w:sz w:val="22"/>
+        </w:rPr>
+        <w:t>(в толпе кто-то поднимает над головой портрет Нестеровой; за ним — сотни других)</w:t>
+      </w:r>
+    </w:p>
+    <w:p>
+      <w:pPr>
+        <w:spacing w:before="0" w:after="110" w:line="300" w:lineRule="auto"/>
+      </w:pPr>
+      <w:r>
+        <w:rPr>
+          <w:rFonts w:ascii="Times New Roman" w:hAnsi="Times New Roman" w:eastAsia="Malgun Gothic"/>
+          <w:b/>
+          <w:i w:val="0"/>
+          <w:sz w:val="22"/>
+        </w:rPr>
+        <w:t xml:space="preserve">Лёша: </w:t>
+      </w:r>
+      <w:r>
+        <w:rPr>
+          <w:rFonts w:ascii="Times New Roman" w:hAnsi="Times New Roman" w:eastAsia="Malgun Gothic"/>
+          <w:b w:val="0"/>
+          <w:i w:val="0"/>
+          <w:sz w:val="22"/>
+        </w:rPr>
+        <w:t>Сегодня днём в Казани полицейский снял шлем и положил его на асфальт. Он не перешёл на нашу сторону. Он просто остался человеком. Я прошу вас: встречайте каждого человека в форме так, чтобы ему было легче сделать то же самое.</w:t>
+      </w:r>
+    </w:p>
+    <w:p>
+      <w:pPr>
+        <w:spacing w:before="0" w:after="110" w:line="300" w:lineRule="auto"/>
+      </w:pPr>
+      <w:r>
+        <w:rPr>
+          <w:rFonts w:ascii="Times New Roman" w:hAnsi="Times New Roman" w:eastAsia="Malgun Gothic"/>
+          <w:b/>
+          <w:i w:val="0"/>
+          <w:sz w:val="22"/>
+        </w:rPr>
+        <w:t xml:space="preserve">Голос из толпы: </w:t>
+      </w:r>
+      <w:r>
+        <w:rPr>
+          <w:rFonts w:ascii="Times New Roman" w:hAnsi="Times New Roman" w:eastAsia="Malgun Gothic"/>
+          <w:b w:val="0"/>
+          <w:i w:val="0"/>
+          <w:sz w:val="22"/>
+        </w:rPr>
+        <w:t>А если они не снимут?!</w:t>
+      </w:r>
+    </w:p>
+    <w:p>
+      <w:pPr>
+        <w:spacing w:before="0" w:after="110" w:line="300" w:lineRule="auto"/>
+      </w:pPr>
+      <w:r>
+        <w:rPr>
+          <w:rFonts w:ascii="Times New Roman" w:hAnsi="Times New Roman" w:eastAsia="Malgun Gothic"/>
+          <w:b/>
+          <w:i w:val="0"/>
+          <w:sz w:val="22"/>
+        </w:rPr>
+        <w:t xml:space="preserve">Лёша: </w:t>
+      </w:r>
+      <w:r>
+        <w:rPr>
+          <w:rFonts w:ascii="Times New Roman" w:hAnsi="Times New Roman" w:eastAsia="Malgun Gothic"/>
+          <w:b w:val="0"/>
+          <w:i w:val="0"/>
+          <w:sz w:val="22"/>
+        </w:rPr>
+        <w:t>Тогда стойте спокойно. Не бросайте ничего. Им гораздо труднее бить того, кто стоит спокойно и смотрит в глаза.</w:t>
+      </w:r>
+    </w:p>
+    <w:p>
+      <w:pPr>
+        <w:spacing w:before="0" w:after="110" w:line="300" w:lineRule="auto"/>
+      </w:pPr>
+      <w:r>
+        <w:rPr>
+          <w:rFonts w:ascii="Times New Roman" w:hAnsi="Times New Roman" w:eastAsia="Malgun Gothic"/>
+          <w:b/>
+          <w:i w:val="0"/>
+          <w:sz w:val="22"/>
+        </w:rPr>
+        <w:t xml:space="preserve">Голос из толпы: </w:t>
+      </w:r>
+      <w:r>
+        <w:rPr>
+          <w:rFonts w:ascii="Times New Roman" w:hAnsi="Times New Roman" w:eastAsia="Malgun Gothic"/>
+          <w:b w:val="0"/>
+          <w:i w:val="0"/>
+          <w:sz w:val="22"/>
+        </w:rPr>
+        <w:t>А если всё равно ударят?</w:t>
+      </w:r>
+    </w:p>
+    <w:p>
+      <w:pPr>
+        <w:spacing w:before="0" w:after="110" w:line="300" w:lineRule="auto"/>
+      </w:pPr>
+      <w:r>
+        <w:rPr>
+          <w:rFonts w:ascii="Times New Roman" w:hAnsi="Times New Roman" w:eastAsia="Malgun Gothic"/>
+          <w:b/>
+          <w:i w:val="0"/>
+          <w:sz w:val="22"/>
+        </w:rPr>
+        <w:t xml:space="preserve">Лёша: </w:t>
+      </w:r>
+      <w:r>
+        <w:rPr>
+          <w:rFonts w:ascii="Times New Roman" w:hAnsi="Times New Roman" w:eastAsia="Malgun Gothic"/>
+          <w:b w:val="0"/>
+          <w:i w:val="0"/>
+          <w:sz w:val="22"/>
+        </w:rPr>
+        <w:t>Тогда у нас будут юристы, камеры и имена. И суд, который однажды станет другим. Я вам это обещаю — не как кандидат. Как адвокат, который годами ходил по таким судам.</w:t>
+      </w:r>
+    </w:p>
+    <w:p>
+      <w:pPr>
+        <w:spacing w:before="0" w:after="110" w:line="300" w:lineRule="auto"/>
+      </w:pPr>
+      <w:r>
+        <w:rPr>
+          <w:rFonts w:ascii="Times New Roman" w:hAnsi="Times New Roman" w:eastAsia="Malgun Gothic"/>
+          <w:b/>
+          <w:i w:val="0"/>
+          <w:sz w:val="22"/>
+        </w:rPr>
+        <w:t xml:space="preserve">Лёша: </w:t>
+      </w:r>
+      <w:r>
+        <w:rPr>
+          <w:rFonts w:ascii="Times New Roman" w:hAnsi="Times New Roman" w:eastAsia="Malgun Gothic"/>
+          <w:b w:val="0"/>
+          <w:i w:val="0"/>
+          <w:sz w:val="22"/>
+        </w:rPr>
+        <w:t>Я прошу вас — оставайтесь мирными. Не ради власти, которая этого не заслуживает, а ради себя, ради своих семей, ради будущего, в которое мы ещё можем прийти без крови на улицах.</w:t>
+      </w:r>
+    </w:p>
+    <w:p>
+      <w:pPr>
+        <w:spacing w:before="0" w:after="110" w:line="300" w:lineRule="auto"/>
+      </w:pPr>
+      <w:r>
+        <w:rPr>
+          <w:rFonts w:ascii="Times New Roman" w:hAnsi="Times New Roman" w:eastAsia="Malgun Gothic"/>
+          <w:b/>
+          <w:i w:val="0"/>
+          <w:sz w:val="22"/>
+        </w:rPr>
+        <w:t xml:space="preserve">Лёша: </w:t>
+      </w:r>
+      <w:r>
+        <w:rPr>
+          <w:rFonts w:ascii="Times New Roman" w:hAnsi="Times New Roman" w:eastAsia="Malgun Gothic"/>
+          <w:b w:val="0"/>
+          <w:i w:val="0"/>
+          <w:sz w:val="22"/>
+        </w:rPr>
+        <w:t>Ольга Викторовна оставила мне записку: «Не делайте из меня икону. Иконы молчат». Я прошу вас о том же. Не несите её портреты как знамёна войны. Несите их как напоминание, что закон должен быть один для всех — и для колонии, и для Кремля.</w:t>
+      </w:r>
+    </w:p>
+    <w:p>
+      <w:pPr>
+        <w:spacing w:before="0" w:after="110" w:line="300" w:lineRule="auto"/>
+      </w:pPr>
+      <w:r>
+        <w:rPr>
+          <w:rFonts w:ascii="Times New Roman" w:hAnsi="Times New Roman" w:eastAsia="Malgun Gothic"/>
+          <w:b w:val="0"/>
+          <w:i/>
+          <w:color w:val="555555"/>
+          <w:sz w:val="22"/>
+        </w:rPr>
+        <w:t>(толпа взрывается овациями, скандирует имя Ольги, затем имя Лёши)</w:t>
       </w:r>
     </w:p>
     <w:p>
@@ -1591,7 +2414,7 @@
           <w:color w:val="1F3864"/>
           <w:sz w:val="26"/>
         </w:rPr>
-        <w:t>장면 7 — 밤, 파벨의 경고</w:t>
+        <w:t>장면 7 — 연설 직후, 국제적 압박의 강화</w:t>
       </w:r>
     </w:p>
     <w:p>
@@ -1605,7 +2428,214 @@
           <w:i w:val="0"/>
           <w:sz w:val="22"/>
         </w:rPr>
-        <w:t xml:space="preserve">Павел: </w:t>
+        <w:t xml:space="preserve">Мюллер: </w:t>
+      </w:r>
+      <w:r>
+        <w:rPr>
+          <w:rFonts w:ascii="Times New Roman" w:hAnsi="Times New Roman" w:eastAsia="Malgun Gothic"/>
+          <w:b w:val="0"/>
+          <w:i w:val="0"/>
+          <w:sz w:val="22"/>
+        </w:rPr>
+        <w:t>Господин Орлов, три европейских парламента сегодня проголосовали за резолюции с требованием независимого расследования. Ожидаете санкций против конкретных силовых структур?</w:t>
+      </w:r>
+    </w:p>
+    <w:p>
+      <w:pPr>
+        <w:spacing w:before="0" w:after="110" w:line="300" w:lineRule="auto"/>
+      </w:pPr>
+      <w:r>
+        <w:rPr>
+          <w:rFonts w:ascii="Times New Roman" w:hAnsi="Times New Roman" w:eastAsia="Malgun Gothic"/>
+          <w:b/>
+          <w:i w:val="0"/>
+          <w:sz w:val="22"/>
+        </w:rPr>
+        <w:t xml:space="preserve">Лёша: </w:t>
+      </w:r>
+      <w:r>
+        <w:rPr>
+          <w:rFonts w:ascii="Times New Roman" w:hAnsi="Times New Roman" w:eastAsia="Malgun Gothic"/>
+          <w:b w:val="0"/>
+          <w:i w:val="0"/>
+          <w:sz w:val="22"/>
+        </w:rPr>
+        <w:t>Ожидаю. Но, если честно, международное давление — это дополнение к тому, что делают люди здесь, на улицах. Не замена.</w:t>
+      </w:r>
+    </w:p>
+    <w:p>
+      <w:pPr>
+        <w:spacing w:before="0" w:after="110" w:line="300" w:lineRule="auto"/>
+      </w:pPr>
+      <w:r>
+        <w:rPr>
+          <w:rFonts w:ascii="Times New Roman" w:hAnsi="Times New Roman" w:eastAsia="Malgun Gothic"/>
+          <w:b/>
+          <w:i w:val="0"/>
+          <w:sz w:val="22"/>
+        </w:rPr>
+        <w:t xml:space="preserve">Мюллер: </w:t>
+      </w:r>
+      <w:r>
+        <w:rPr>
+          <w:rFonts w:ascii="Times New Roman" w:hAnsi="Times New Roman" w:eastAsia="Malgun Gothic"/>
+          <w:b w:val="0"/>
+          <w:i w:val="0"/>
+          <w:sz w:val="22"/>
+        </w:rPr>
+        <w:t>Как вы оцениваете риск военного вмешательства для подавления протестов?</w:t>
+      </w:r>
+    </w:p>
+    <w:p>
+      <w:pPr>
+        <w:spacing w:before="0" w:after="110" w:line="300" w:lineRule="auto"/>
+      </w:pPr>
+      <w:r>
+        <w:rPr>
+          <w:rFonts w:ascii="Times New Roman" w:hAnsi="Times New Roman" w:eastAsia="Malgun Gothic"/>
+          <w:b/>
+          <w:i w:val="0"/>
+          <w:sz w:val="22"/>
+        </w:rPr>
+        <w:t xml:space="preserve">Лёша: </w:t>
+      </w:r>
+      <w:r>
+        <w:rPr>
+          <w:rFonts w:ascii="Times New Roman" w:hAnsi="Times New Roman" w:eastAsia="Malgun Gothic"/>
+          <w:b w:val="0"/>
+          <w:i w:val="0"/>
+          <w:sz w:val="22"/>
+        </w:rPr>
+        <w:t>Риск реален. Именно поэтому важен каждый голос извне: он делает такой сценарий политически дороже для тех, кто мог бы его выбрать.</w:t>
+      </w:r>
+    </w:p>
+    <w:p>
+      <w:pPr>
+        <w:spacing w:before="0" w:after="110" w:line="300" w:lineRule="auto"/>
+      </w:pPr>
+      <w:r>
+        <w:rPr>
+          <w:rFonts w:ascii="Times New Roman" w:hAnsi="Times New Roman" w:eastAsia="Malgun Gothic"/>
+          <w:b/>
+          <w:i w:val="0"/>
+          <w:sz w:val="22"/>
+        </w:rPr>
+        <w:t xml:space="preserve">Мюллер: </w:t>
+      </w:r>
+      <w:r>
+        <w:rPr>
+          <w:rFonts w:ascii="Times New Roman" w:hAnsi="Times New Roman" w:eastAsia="Malgun Gothic"/>
+          <w:b w:val="0"/>
+          <w:i w:val="0"/>
+          <w:sz w:val="22"/>
+        </w:rPr>
+        <w:t>Ваши противники говорят, что вы зовёте Европу вмешиваться во внутренние дела страны.</w:t>
+      </w:r>
+    </w:p>
+    <w:p>
+      <w:pPr>
+        <w:spacing w:before="0" w:after="110" w:line="300" w:lineRule="auto"/>
+      </w:pPr>
+      <w:r>
+        <w:rPr>
+          <w:rFonts w:ascii="Times New Roman" w:hAnsi="Times New Roman" w:eastAsia="Malgun Gothic"/>
+          <w:b/>
+          <w:i w:val="0"/>
+          <w:sz w:val="22"/>
+        </w:rPr>
+        <w:t xml:space="preserve">Лёша: </w:t>
+      </w:r>
+      <w:r>
+        <w:rPr>
+          <w:rFonts w:ascii="Times New Roman" w:hAnsi="Times New Roman" w:eastAsia="Malgun Gothic"/>
+          <w:b w:val="0"/>
+          <w:i w:val="0"/>
+          <w:sz w:val="22"/>
+        </w:rPr>
+        <w:t>Я никого не зову. Я прошу собственную страну сделать так, чтобы нам не нужно было ничьё внимание извне. Это разные вещи, госпожа Мюллер.</w:t>
+      </w:r>
+    </w:p>
+    <w:p>
+      <w:pPr>
+        <w:spacing w:before="0" w:after="110" w:line="300" w:lineRule="auto"/>
+      </w:pPr>
+      <w:r>
+        <w:rPr>
+          <w:rFonts w:ascii="Times New Roman" w:hAnsi="Times New Roman" w:eastAsia="Malgun Gothic"/>
+          <w:b/>
+          <w:i w:val="0"/>
+          <w:sz w:val="22"/>
+        </w:rPr>
+        <w:t xml:space="preserve">Мюллер: </w:t>
+      </w:r>
+      <w:r>
+        <w:rPr>
+          <w:rFonts w:ascii="Times New Roman" w:hAnsi="Times New Roman" w:eastAsia="Malgun Gothic"/>
+          <w:b w:val="0"/>
+          <w:i w:val="0"/>
+          <w:sz w:val="22"/>
+        </w:rPr>
+        <w:t>И всё-таки, если санкции ударят по простым людям, а не по силовикам?</w:t>
+      </w:r>
+    </w:p>
+    <w:p>
+      <w:pPr>
+        <w:spacing w:before="0" w:after="110" w:line="300" w:lineRule="auto"/>
+      </w:pPr>
+      <w:r>
+        <w:rPr>
+          <w:rFonts w:ascii="Times New Roman" w:hAnsi="Times New Roman" w:eastAsia="Malgun Gothic"/>
+          <w:b/>
+          <w:i w:val="0"/>
+          <w:sz w:val="22"/>
+        </w:rPr>
+        <w:t xml:space="preserve">Лёша: </w:t>
+      </w:r>
+      <w:r>
+        <w:rPr>
+          <w:rFonts w:ascii="Times New Roman" w:hAnsi="Times New Roman" w:eastAsia="Malgun Gothic"/>
+          <w:b w:val="0"/>
+          <w:i w:val="0"/>
+          <w:sz w:val="22"/>
+        </w:rPr>
+        <w:t>Тогда я первым скажу, что это ошибка. Наказывать людей за власть, которую они не выбирали, — то же самое, что наказывать Ольгу Викторовну за закон, который нарушили другие.</w:t>
+      </w:r>
+    </w:p>
+    <w:p>
+      <w:pPr>
+        <w:spacing w:before="0" w:after="110" w:line="300" w:lineRule="auto"/>
+      </w:pPr>
+      <w:r>
+        <w:rPr>
+          <w:rFonts w:ascii="Times New Roman" w:hAnsi="Times New Roman" w:eastAsia="Malgun Gothic"/>
+          <w:b/>
+          <w:i w:val="0"/>
+          <w:sz w:val="22"/>
+        </w:rPr>
+        <w:t xml:space="preserve">Мюллер: </w:t>
+      </w:r>
+      <w:r>
+        <w:rPr>
+          <w:rFonts w:ascii="Times New Roman" w:hAnsi="Times New Roman" w:eastAsia="Malgun Gothic"/>
+          <w:b w:val="0"/>
+          <w:i w:val="0"/>
+          <w:sz w:val="22"/>
+        </w:rPr>
+        <w:t>Последний вопрос: вы боитесь за свою жизнь в эти дни?</w:t>
+      </w:r>
+    </w:p>
+    <w:p>
+      <w:pPr>
+        <w:spacing w:before="0" w:after="110" w:line="300" w:lineRule="auto"/>
+      </w:pPr>
+      <w:r>
+        <w:rPr>
+          <w:rFonts w:ascii="Times New Roman" w:hAnsi="Times New Roman" w:eastAsia="Malgun Gothic"/>
+          <w:b/>
+          <w:i w:val="0"/>
+          <w:sz w:val="22"/>
+        </w:rPr>
+        <w:t xml:space="preserve">Лёша: </w:t>
       </w:r>
       <w:r>
         <w:rPr>
@@ -1615,7 +2645,7 @@
           <w:color w:val="555555"/>
           <w:sz w:val="22"/>
         </w:rPr>
-        <w:t>(по телефону, встревоженно)</w:t>
+        <w:t>(пауза, честно)</w:t>
       </w:r>
       <w:r>
         <w:rPr>
@@ -1624,7 +2654,7 @@
           <w:i w:val="0"/>
           <w:sz w:val="22"/>
         </w:rPr>
-        <w:t xml:space="preserve"> Лёша, у меня плохие новости по старым каналам. В ближайшем окружении президента паника. Обсуждают два сценария: либо жёсткое подавление силами верных подразделений, либо… устранение ключевых оппозиционных фигур, чтобы обезглавить движение.</w:t>
+        <w:t xml:space="preserve"> Боюсь. Но страх — не повод остановиться. Этому меня давно научили люди, которых больше нет рядом.</w:t>
       </w:r>
     </w:p>
     <w:p>
@@ -1638,99 +2668,7 @@
           <w:i w:val="0"/>
           <w:sz w:val="22"/>
         </w:rPr>
-        <w:t xml:space="preserve">Лёша: </w:t>
-      </w:r>
-      <w:r>
-        <w:rPr>
-          <w:rFonts w:ascii="Times New Roman" w:hAnsi="Times New Roman" w:eastAsia="Malgun Gothic"/>
-          <w:b w:val="0"/>
-          <w:i w:val="0"/>
-          <w:sz w:val="22"/>
-        </w:rPr>
-        <w:t>Устранение — в смысле меня?</w:t>
-      </w:r>
-    </w:p>
-    <w:p>
-      <w:pPr>
-        <w:spacing w:before="0" w:after="110" w:line="300" w:lineRule="auto"/>
-      </w:pPr>
-      <w:r>
-        <w:rPr>
-          <w:rFonts w:ascii="Times New Roman" w:hAnsi="Times New Roman" w:eastAsia="Malgun Gothic"/>
-          <w:b/>
-          <w:i w:val="0"/>
-          <w:sz w:val="22"/>
-        </w:rPr>
-        <w:t xml:space="preserve">Павел: </w:t>
-      </w:r>
-      <w:r>
-        <w:rPr>
-          <w:rFonts w:ascii="Times New Roman" w:hAnsi="Times New Roman" w:eastAsia="Malgun Gothic"/>
-          <w:b w:val="0"/>
-          <w:i w:val="0"/>
-          <w:sz w:val="22"/>
-        </w:rPr>
-        <w:t>В смысле тебя, в первую очередь. Пожалуйста, усиль охрану. Серьёзно, Лёш, это не паранойя — источник надёжный.</w:t>
-      </w:r>
-    </w:p>
-    <w:p>
-      <w:pPr>
-        <w:spacing w:before="0" w:after="110" w:line="300" w:lineRule="auto"/>
-      </w:pPr>
-      <w:r>
-        <w:rPr>
-          <w:rFonts w:ascii="Times New Roman" w:hAnsi="Times New Roman" w:eastAsia="Malgun Gothic"/>
-          <w:b/>
-          <w:i w:val="0"/>
-          <w:sz w:val="22"/>
-        </w:rPr>
-        <w:t xml:space="preserve">Лёша: </w:t>
-      </w:r>
-      <w:r>
-        <w:rPr>
-          <w:rFonts w:ascii="Times New Roman" w:hAnsi="Times New Roman" w:eastAsia="Malgun Gothic"/>
-          <w:b w:val="0"/>
-          <w:i w:val="0"/>
-          <w:sz w:val="22"/>
-        </w:rPr>
-        <w:t>Кто?</w:t>
-      </w:r>
-    </w:p>
-    <w:p>
-      <w:pPr>
-        <w:spacing w:before="0" w:after="110" w:line="300" w:lineRule="auto"/>
-      </w:pPr>
-      <w:r>
-        <w:rPr>
-          <w:rFonts w:ascii="Times New Roman" w:hAnsi="Times New Roman" w:eastAsia="Malgun Gothic"/>
-          <w:b/>
-          <w:i w:val="0"/>
-          <w:sz w:val="22"/>
-        </w:rPr>
-        <w:t xml:space="preserve">Павел: </w:t>
-      </w:r>
-      <w:r>
-        <w:rPr>
-          <w:rFonts w:ascii="Times New Roman" w:hAnsi="Times New Roman" w:eastAsia="Malgun Gothic"/>
-          <w:b w:val="0"/>
-          <w:i w:val="0"/>
-          <w:sz w:val="22"/>
-        </w:rPr>
-        <w:t>Человек, который когда-то сидел со мной в одной приёмной у Балагина и тоже оттуда ушёл. Больше не спрашивай.</w:t>
-      </w:r>
-    </w:p>
-    <w:p>
-      <w:pPr>
-        <w:spacing w:before="0" w:after="110" w:line="300" w:lineRule="auto"/>
-      </w:pPr>
-      <w:r>
-        <w:rPr>
-          <w:rFonts w:ascii="Times New Roman" w:hAnsi="Times New Roman" w:eastAsia="Malgun Gothic"/>
-          <w:b/>
-          <w:i w:val="0"/>
-          <w:sz w:val="22"/>
-        </w:rPr>
-        <w:t xml:space="preserve">Лёша: </w:t>
+        <w:t xml:space="preserve">Мюллер: </w:t>
       </w:r>
       <w:r>
         <w:rPr>
@@ -1740,7 +2678,7 @@
           <w:color w:val="555555"/>
           <w:sz w:val="22"/>
         </w:rPr>
-        <w:t>(пауза, тяжело)</w:t>
+        <w:t>(закрывая блокнот)</w:t>
       </w:r>
       <w:r>
         <w:rPr>
@@ -1749,7 +2687,7 @@
           <w:i w:val="0"/>
           <w:sz w:val="22"/>
         </w:rPr>
-        <w:t xml:space="preserve"> Спасибо, Паша. Передам Кате, усилим меры.</w:t>
+        <w:t xml:space="preserve"> Не для протокола, господин Орлов: это был лучший ответ за весь вечер.</w:t>
       </w:r>
     </w:p>
     <w:p>
@@ -1763,7 +2701,7 @@
           <w:i w:val="0"/>
           <w:sz w:val="22"/>
         </w:rPr>
-        <w:t xml:space="preserve">Павел: </w:t>
+        <w:t xml:space="preserve">Лёша: </w:t>
       </w:r>
       <w:r>
         <w:rPr>
@@ -1772,40 +2710,7 @@
           <w:i w:val="0"/>
           <w:sz w:val="22"/>
         </w:rPr>
-        <w:t>Лёша… будь предельно осторожен на публичных мероприятиях. Прошу тебя. Маша велела передать то же самое. Дословно — «пусть не геройствует».</w:t>
-      </w:r>
-    </w:p>
-    <w:p>
-      <w:pPr>
-        <w:spacing w:before="0" w:after="110" w:line="300" w:lineRule="auto"/>
-      </w:pPr>
-      <w:r>
-        <w:rPr>
-          <w:rFonts w:ascii="Times New Roman" w:hAnsi="Times New Roman" w:eastAsia="Malgun Gothic"/>
-          <w:b/>
-          <w:i w:val="0"/>
-          <w:sz w:val="22"/>
-        </w:rPr>
-        <w:t xml:space="preserve">Лёша: </w:t>
-      </w:r>
-      <w:r>
-        <w:rPr>
-          <w:rFonts w:ascii="Times New Roman" w:hAnsi="Times New Roman" w:eastAsia="Malgun Gothic"/>
-          <w:b w:val="0"/>
-          <w:i/>
-          <w:color w:val="555555"/>
-          <w:sz w:val="22"/>
-        </w:rPr>
-        <w:t>(слабо улыбается)</w:t>
-      </w:r>
-      <w:r>
-        <w:rPr>
-          <w:rFonts w:ascii="Times New Roman" w:hAnsi="Times New Roman" w:eastAsia="Malgun Gothic"/>
-          <w:b w:val="0"/>
-          <w:i w:val="0"/>
-          <w:sz w:val="22"/>
-        </w:rPr>
-        <w:t xml:space="preserve"> Передай Маше, что крёстный её сына постарается не геройствовать.</w:t>
+        <w:t>Не для протокола, госпожа Мюллер: мне очень хотелось соврать.</w:t>
       </w:r>
     </w:p>
     <w:p>
@@ -1821,7 +2726,7 @@
           <w:color w:val="1F3864"/>
           <w:sz w:val="26"/>
         </w:rPr>
-        <w:t>장면 8 — 마무리, 다가오는 위기</w:t>
+        <w:t>장면 8 — 밤, 파벨의 경고</w:t>
       </w:r>
     </w:p>
     <w:p>
@@ -1835,145 +2740,7 @@
           <w:i w:val="0"/>
           <w:sz w:val="22"/>
         </w:rPr>
-        <w:t xml:space="preserve">Катя: </w:t>
-      </w:r>
-      <w:r>
-        <w:rPr>
-          <w:rFonts w:ascii="Times New Roman" w:hAnsi="Times New Roman" w:eastAsia="Malgun Gothic"/>
-          <w:b w:val="0"/>
-          <w:i w:val="0"/>
-          <w:sz w:val="22"/>
-        </w:rPr>
-        <w:t>Алексей Николаевич, Павел прав. Нужно немедленно усилить охрану на всех публичных выступлениях.</w:t>
-      </w:r>
-    </w:p>
-    <w:p>
-      <w:pPr>
-        <w:spacing w:before="0" w:after="110" w:line="300" w:lineRule="auto"/>
-      </w:pPr>
-      <w:r>
-        <w:rPr>
-          <w:rFonts w:ascii="Times New Roman" w:hAnsi="Times New Roman" w:eastAsia="Malgun Gothic"/>
-          <w:b/>
-          <w:i w:val="0"/>
-          <w:sz w:val="22"/>
-        </w:rPr>
-        <w:t xml:space="preserve">Ирина: </w:t>
-      </w:r>
-      <w:r>
-        <w:rPr>
-          <w:rFonts w:ascii="Times New Roman" w:hAnsi="Times New Roman" w:eastAsia="Malgun Gothic"/>
-          <w:b w:val="0"/>
-          <w:i w:val="0"/>
-          <w:sz w:val="22"/>
-        </w:rPr>
-        <w:t>Я уже связалась с частной охранной структурой, которую рекомендовал Анатолий Викторович. Ветераны, проверенные люди. Руководитель — Максим Игоревич Болдин. Завтра он будет здесь.</w:t>
-      </w:r>
-    </w:p>
-    <w:p>
-      <w:pPr>
-        <w:spacing w:before="0" w:after="110" w:line="300" w:lineRule="auto"/>
-      </w:pPr>
-      <w:r>
-        <w:rPr>
-          <w:rFonts w:ascii="Times New Roman" w:hAnsi="Times New Roman" w:eastAsia="Malgun Gothic"/>
-          <w:b/>
-          <w:i w:val="0"/>
-          <w:sz w:val="22"/>
-        </w:rPr>
-        <w:t xml:space="preserve">Лёша: </w:t>
-      </w:r>
-      <w:r>
-        <w:rPr>
-          <w:rFonts w:ascii="Times New Roman" w:hAnsi="Times New Roman" w:eastAsia="Malgun Gothic"/>
-          <w:b w:val="0"/>
-          <w:i w:val="0"/>
-          <w:sz w:val="22"/>
-        </w:rPr>
-        <w:t>Хорошо. Но, Катя, Ирина, — я не намерен прятаться от людей, которые вышли на улицы, доверяя мне. Это было бы предательством всего, ради чего мы боролись.</w:t>
-      </w:r>
-    </w:p>
-    <w:p>
-      <w:pPr>
-        <w:spacing w:before="0" w:after="110" w:line="300" w:lineRule="auto"/>
-      </w:pPr>
-      <w:r>
-        <w:rPr>
-          <w:rFonts w:ascii="Times New Roman" w:hAnsi="Times New Roman" w:eastAsia="Malgun Gothic"/>
-          <w:b/>
-          <w:i w:val="0"/>
-          <w:sz w:val="22"/>
-        </w:rPr>
-        <w:t xml:space="preserve">Катя: </w:t>
-      </w:r>
-      <w:r>
-        <w:rPr>
-          <w:rFonts w:ascii="Times New Roman" w:hAnsi="Times New Roman" w:eastAsia="Malgun Gothic"/>
-          <w:b w:val="0"/>
-          <w:i w:val="0"/>
-          <w:sz w:val="22"/>
-        </w:rPr>
-        <w:t>Никто не просит вас прятаться. Просто быть осторожным.</w:t>
-      </w:r>
-    </w:p>
-    <w:p>
-      <w:pPr>
-        <w:spacing w:before="0" w:after="110" w:line="300" w:lineRule="auto"/>
-      </w:pPr>
-      <w:r>
-        <w:rPr>
-          <w:rFonts w:ascii="Times New Roman" w:hAnsi="Times New Roman" w:eastAsia="Malgun Gothic"/>
-          <w:b/>
-          <w:i w:val="0"/>
-          <w:sz w:val="22"/>
-        </w:rPr>
-        <w:t xml:space="preserve">Ирина: </w:t>
-      </w:r>
-      <w:r>
-        <w:rPr>
-          <w:rFonts w:ascii="Times New Roman" w:hAnsi="Times New Roman" w:eastAsia="Malgun Gothic"/>
-          <w:b w:val="0"/>
-          <w:i w:val="0"/>
-          <w:sz w:val="22"/>
-        </w:rPr>
-        <w:t>Максим Игоревич уже прислал первое требование: никаких выходов к толпе без его команды.</w:t>
-      </w:r>
-    </w:p>
-    <w:p>
-      <w:pPr>
-        <w:spacing w:before="0" w:after="110" w:line="300" w:lineRule="auto"/>
-      </w:pPr>
-      <w:r>
-        <w:rPr>
-          <w:rFonts w:ascii="Times New Roman" w:hAnsi="Times New Roman" w:eastAsia="Malgun Gothic"/>
-          <w:b/>
-          <w:i w:val="0"/>
-          <w:sz w:val="22"/>
-        </w:rPr>
-        <w:t xml:space="preserve">Лёша: </w:t>
-      </w:r>
-      <w:r>
-        <w:rPr>
-          <w:rFonts w:ascii="Times New Roman" w:hAnsi="Times New Roman" w:eastAsia="Malgun Gothic"/>
-          <w:b w:val="0"/>
-          <w:i w:val="0"/>
-          <w:sz w:val="22"/>
-        </w:rPr>
-        <w:t>Первое требование — и сразу невыполнимое. Кажется, мы сработаемся.</w:t>
-      </w:r>
-    </w:p>
-    <w:p>
-      <w:pPr>
-        <w:spacing w:before="0" w:after="110" w:line="300" w:lineRule="auto"/>
-      </w:pPr>
-      <w:r>
-        <w:rPr>
-          <w:rFonts w:ascii="Times New Roman" w:hAnsi="Times New Roman" w:eastAsia="Malgun Gothic"/>
-          <w:b/>
-          <w:i w:val="0"/>
-          <w:sz w:val="22"/>
-        </w:rPr>
-        <w:t xml:space="preserve">Лёша: </w:t>
+        <w:t xml:space="preserve">Павел: </w:t>
       </w:r>
       <w:r>
         <w:rPr>
@@ -1983,7 +2750,7 @@
           <w:color w:val="555555"/>
           <w:sz w:val="22"/>
         </w:rPr>
-        <w:t>(смотрит в окно на огни города, где ещё слышны отголоски митинга)</w:t>
+        <w:t>(по телефону, встревоженно)</w:t>
       </w:r>
       <w:r>
         <w:rPr>
@@ -1992,7 +2759,7 @@
           <w:i w:val="0"/>
           <w:sz w:val="22"/>
         </w:rPr>
-        <w:t xml:space="preserve"> Осторожным. Хорошо. Виктор Петрович тоже всегда говорил это слово. Кажется, я так и не научился его толком слушаться.</w:t>
+        <w:t xml:space="preserve"> Лёша, у меня плохие новости по старым каналам. В ближайшем окружении президента паника. Обсуждают два сценария: либо жёсткое подавление силами верных подразделений, либо… устранение ключевых оппозиционных фигур, чтобы обезглавить движение.</w:t>
       </w:r>
     </w:p>
     <w:p>
@@ -2006,7 +2773,191 @@
           <w:i w:val="0"/>
           <w:sz w:val="22"/>
         </w:rPr>
-        <w:t xml:space="preserve">Гребенщиков: </w:t>
+        <w:t xml:space="preserve">Лёша: </w:t>
+      </w:r>
+      <w:r>
+        <w:rPr>
+          <w:rFonts w:ascii="Times New Roman" w:hAnsi="Times New Roman" w:eastAsia="Malgun Gothic"/>
+          <w:b w:val="0"/>
+          <w:i w:val="0"/>
+          <w:sz w:val="22"/>
+        </w:rPr>
+        <w:t>Устранение — в смысле меня?</w:t>
+      </w:r>
+    </w:p>
+    <w:p>
+      <w:pPr>
+        <w:spacing w:before="0" w:after="110" w:line="300" w:lineRule="auto"/>
+      </w:pPr>
+      <w:r>
+        <w:rPr>
+          <w:rFonts w:ascii="Times New Roman" w:hAnsi="Times New Roman" w:eastAsia="Malgun Gothic"/>
+          <w:b/>
+          <w:i w:val="0"/>
+          <w:sz w:val="22"/>
+        </w:rPr>
+        <w:t xml:space="preserve">Павел: </w:t>
+      </w:r>
+      <w:r>
+        <w:rPr>
+          <w:rFonts w:ascii="Times New Roman" w:hAnsi="Times New Roman" w:eastAsia="Malgun Gothic"/>
+          <w:b w:val="0"/>
+          <w:i w:val="0"/>
+          <w:sz w:val="22"/>
+        </w:rPr>
+        <w:t>В смысле тебя, в первую очередь. Пожалуйста, усиль охрану. Серьёзно, Лёш, это не паранойя — источник надёжный.</w:t>
+      </w:r>
+    </w:p>
+    <w:p>
+      <w:pPr>
+        <w:spacing w:before="0" w:after="110" w:line="300" w:lineRule="auto"/>
+      </w:pPr>
+      <w:r>
+        <w:rPr>
+          <w:rFonts w:ascii="Times New Roman" w:hAnsi="Times New Roman" w:eastAsia="Malgun Gothic"/>
+          <w:b/>
+          <w:i w:val="0"/>
+          <w:sz w:val="22"/>
+        </w:rPr>
+        <w:t xml:space="preserve">Лёша: </w:t>
+      </w:r>
+      <w:r>
+        <w:rPr>
+          <w:rFonts w:ascii="Times New Roman" w:hAnsi="Times New Roman" w:eastAsia="Malgun Gothic"/>
+          <w:b w:val="0"/>
+          <w:i w:val="0"/>
+          <w:sz w:val="22"/>
+        </w:rPr>
+        <w:t>Кто?</w:t>
+      </w:r>
+    </w:p>
+    <w:p>
+      <w:pPr>
+        <w:spacing w:before="0" w:after="110" w:line="300" w:lineRule="auto"/>
+      </w:pPr>
+      <w:r>
+        <w:rPr>
+          <w:rFonts w:ascii="Times New Roman" w:hAnsi="Times New Roman" w:eastAsia="Malgun Gothic"/>
+          <w:b/>
+          <w:i w:val="0"/>
+          <w:sz w:val="22"/>
+        </w:rPr>
+        <w:t xml:space="preserve">Павел: </w:t>
+      </w:r>
+      <w:r>
+        <w:rPr>
+          <w:rFonts w:ascii="Times New Roman" w:hAnsi="Times New Roman" w:eastAsia="Malgun Gothic"/>
+          <w:b w:val="0"/>
+          <w:i w:val="0"/>
+          <w:sz w:val="22"/>
+        </w:rPr>
+        <w:t>Человек, который когда-то сидел со мной в одной приёмной у Балагина и тоже оттуда ушёл. Больше не спрашивай.</w:t>
+      </w:r>
+    </w:p>
+    <w:p>
+      <w:pPr>
+        <w:spacing w:before="0" w:after="110" w:line="300" w:lineRule="auto"/>
+      </w:pPr>
+      <w:r>
+        <w:rPr>
+          <w:rFonts w:ascii="Times New Roman" w:hAnsi="Times New Roman" w:eastAsia="Malgun Gothic"/>
+          <w:b/>
+          <w:i w:val="0"/>
+          <w:sz w:val="22"/>
+        </w:rPr>
+        <w:t xml:space="preserve">Лёша: </w:t>
+      </w:r>
+      <w:r>
+        <w:rPr>
+          <w:rFonts w:ascii="Times New Roman" w:hAnsi="Times New Roman" w:eastAsia="Malgun Gothic"/>
+          <w:b w:val="0"/>
+          <w:i w:val="0"/>
+          <w:sz w:val="22"/>
+        </w:rPr>
+        <w:t>Паша, а ты сам? Ты же тоже кому-то мешаешь. Тем, что знаешь.</w:t>
+      </w:r>
+    </w:p>
+    <w:p>
+      <w:pPr>
+        <w:spacing w:before="0" w:after="110" w:line="300" w:lineRule="auto"/>
+      </w:pPr>
+      <w:r>
+        <w:rPr>
+          <w:rFonts w:ascii="Times New Roman" w:hAnsi="Times New Roman" w:eastAsia="Malgun Gothic"/>
+          <w:b/>
+          <w:i w:val="0"/>
+          <w:sz w:val="22"/>
+        </w:rPr>
+        <w:t xml:space="preserve">Павел: </w:t>
+      </w:r>
+      <w:r>
+        <w:rPr>
+          <w:rFonts w:ascii="Times New Roman" w:hAnsi="Times New Roman" w:eastAsia="Malgun Gothic"/>
+          <w:b w:val="0"/>
+          <w:i w:val="0"/>
+          <w:sz w:val="22"/>
+        </w:rPr>
+        <w:t>Я мешаю меньше. Я теперь просто юрист с маленькой практикой. Никто не будет стрелять в человека, который читает договоры аренды.</w:t>
+      </w:r>
+    </w:p>
+    <w:p>
+      <w:pPr>
+        <w:spacing w:before="0" w:after="110" w:line="300" w:lineRule="auto"/>
+      </w:pPr>
+      <w:r>
+        <w:rPr>
+          <w:rFonts w:ascii="Times New Roman" w:hAnsi="Times New Roman" w:eastAsia="Malgun Gothic"/>
+          <w:b/>
+          <w:i w:val="0"/>
+          <w:sz w:val="22"/>
+        </w:rPr>
+        <w:t xml:space="preserve">Лёша: </w:t>
+      </w:r>
+      <w:r>
+        <w:rPr>
+          <w:rFonts w:ascii="Times New Roman" w:hAnsi="Times New Roman" w:eastAsia="Malgun Gothic"/>
+          <w:b w:val="0"/>
+          <w:i w:val="0"/>
+          <w:sz w:val="22"/>
+        </w:rPr>
+        <w:t>Ты не знаешь этого наверняка.</w:t>
+      </w:r>
+    </w:p>
+    <w:p>
+      <w:pPr>
+        <w:spacing w:before="0" w:after="110" w:line="300" w:lineRule="auto"/>
+      </w:pPr>
+      <w:r>
+        <w:rPr>
+          <w:rFonts w:ascii="Times New Roman" w:hAnsi="Times New Roman" w:eastAsia="Malgun Gothic"/>
+          <w:b/>
+          <w:i w:val="0"/>
+          <w:sz w:val="22"/>
+        </w:rPr>
+        <w:t xml:space="preserve">Павел: </w:t>
+      </w:r>
+      <w:r>
+        <w:rPr>
+          <w:rFonts w:ascii="Times New Roman" w:hAnsi="Times New Roman" w:eastAsia="Malgun Gothic"/>
+          <w:b w:val="0"/>
+          <w:i w:val="0"/>
+          <w:sz w:val="22"/>
+        </w:rPr>
+        <w:t>Не знаю. Но ты знаешь наверняка, что в тебя — будут. Вот и разница.</w:t>
+      </w:r>
+    </w:p>
+    <w:p>
+      <w:pPr>
+        <w:spacing w:before="0" w:after="110" w:line="300" w:lineRule="auto"/>
+      </w:pPr>
+      <w:r>
+        <w:rPr>
+          <w:rFonts w:ascii="Times New Roman" w:hAnsi="Times New Roman" w:eastAsia="Malgun Gothic"/>
+          <w:b/>
+          <w:i w:val="0"/>
+          <w:sz w:val="22"/>
+        </w:rPr>
+        <w:t xml:space="preserve">Лёша: </w:t>
       </w:r>
       <w:r>
         <w:rPr>
@@ -2016,7 +2967,7 @@
           <w:color w:val="555555"/>
           <w:sz w:val="22"/>
         </w:rPr>
-        <w:t>(входит)</w:t>
+        <w:t>(пауза, тяжело)</w:t>
       </w:r>
       <w:r>
         <w:rPr>
@@ -2025,7 +2976,7 @@
           <w:i w:val="0"/>
           <w:sz w:val="22"/>
         </w:rPr>
-        <w:t xml:space="preserve"> Алексей Николаевич, только что пришли новости из Кремля. Президент собирает экстренное заседание Совбеза на завтрашнее утро.</w:t>
+        <w:t xml:space="preserve"> Спасибо, Паша. Передам Кате, усилим меры.</w:t>
       </w:r>
     </w:p>
     <w:p>
@@ -2039,7 +2990,7 @@
           <w:i w:val="0"/>
           <w:sz w:val="22"/>
         </w:rPr>
-        <w:t xml:space="preserve">Лёша: </w:t>
+        <w:t xml:space="preserve">Павел: </w:t>
       </w:r>
       <w:r>
         <w:rPr>
@@ -2048,7 +2999,7 @@
           <w:i w:val="0"/>
           <w:sz w:val="22"/>
         </w:rPr>
-        <w:t>Значит, решение, каким бы оно ни было, примут совсем скоро.</w:t>
+        <w:t>Лёша… будь предельно осторожен на публичных мероприятиях. Прошу тебя. Маша велела передать то же самое. Дословно — «пусть не геройствует».</w:t>
       </w:r>
     </w:p>
     <w:p>
@@ -2062,7 +3013,17 @@
           <w:i w:val="0"/>
           <w:sz w:val="22"/>
         </w:rPr>
-        <w:t xml:space="preserve">Гребенщиков: </w:t>
+        <w:t xml:space="preserve">Лёша: </w:t>
+      </w:r>
+      <w:r>
+        <w:rPr>
+          <w:rFonts w:ascii="Times New Roman" w:hAnsi="Times New Roman" w:eastAsia="Malgun Gothic"/>
+          <w:b w:val="0"/>
+          <w:i/>
+          <w:color w:val="555555"/>
+          <w:sz w:val="22"/>
+        </w:rPr>
+        <w:t>(слабо улыбается)</w:t>
       </w:r>
       <w:r>
         <w:rPr>
@@ -2071,7 +3032,7 @@
           <w:i w:val="0"/>
           <w:sz w:val="22"/>
         </w:rPr>
-        <w:t>Похоже на то. Приготовьтесь ко всему. Абсолютно ко всему.</w:t>
+        <w:t xml:space="preserve"> Передай Маше, что крёстный её сына постарается не геройствовать.</w:t>
       </w:r>
     </w:p>
     <w:p>
@@ -2087,12 +3048,12 @@
           <w:color w:val="1F3864"/>
           <w:sz w:val="26"/>
         </w:rPr>
-        <w:t>핵심 문학 인용</w:t>
+        <w:t>장면 9 — 마무리, 다가오는 위기</w:t>
       </w:r>
     </w:p>
     <w:p>
       <w:pPr>
-        <w:spacing w:before="0" w:after="120"/>
+        <w:spacing w:before="0" w:after="110" w:line="300" w:lineRule="auto"/>
       </w:pPr>
       <w:r>
         <w:rPr>
@@ -2101,7 +3062,7 @@
           <w:i w:val="0"/>
           <w:sz w:val="22"/>
         </w:rPr>
-        <w:t>Александр Пушкин, «Капитанская дочка» (глава XIII): «Не приведи Бог видеть русский бунт, бессмысленный и беспощадный!»</w:t>
+        <w:t xml:space="preserve">Катя: </w:t>
       </w:r>
       <w:r>
         <w:rPr>
@@ -2110,12 +3071,12 @@
           <w:i w:val="0"/>
           <w:sz w:val="22"/>
         </w:rPr>
-        <w:t xml:space="preserve"> — 화자 표트르 그리뇨프의 회고. 그레벤시코프가 47개 도시로 번진 시위를 두고 경고하고, 료샤는 "말이 있는 사람들의 봉기는 무의미하지 않다"고 답한다 (장면 1).</w:t>
+        <w:t>Алексей Николаевич, Павел прав. Нужно немедленно усилить охрану на всех публичных выступлениях.</w:t>
       </w:r>
     </w:p>
     <w:p>
       <w:pPr>
-        <w:spacing w:before="0" w:after="120"/>
+        <w:spacing w:before="0" w:after="110" w:line="300" w:lineRule="auto"/>
       </w:pPr>
       <w:r>
         <w:rPr>
@@ -2124,7 +3085,7 @@
           <w:i w:val="0"/>
           <w:sz w:val="22"/>
         </w:rPr>
-        <w:t>Александр Пушкин, «К Чаадаеву» (1818): «Товарищ, верь: взойдёт она, / Звезда пленительного счастья»</w:t>
+        <w:t xml:space="preserve">Ирина: </w:t>
       </w:r>
       <w:r>
         <w:rPr>
@@ -2133,7 +3094,342 @@
           <w:i w:val="0"/>
           <w:sz w:val="22"/>
         </w:rPr>
-        <w:t xml:space="preserve"> — 3화에서 이리나를 두고 떠올린 같은 시의 결구. 료샤가 50만 군중 앞 연설의 마지막에 인용해 평화 시위를 호소한다 (장면 5).</w:t>
+        <w:t>Я уже связалась с частной охранной структурой, которую рекомендовал Анатолий Викторович. Ветераны, проверенные люди. Руководитель — Максим Игоревич Болдин. Завтра он будет здесь.</w:t>
+      </w:r>
+    </w:p>
+    <w:p>
+      <w:pPr>
+        <w:spacing w:before="0" w:after="110" w:line="300" w:lineRule="auto"/>
+      </w:pPr>
+      <w:r>
+        <w:rPr>
+          <w:rFonts w:ascii="Times New Roman" w:hAnsi="Times New Roman" w:eastAsia="Malgun Gothic"/>
+          <w:b/>
+          <w:i w:val="0"/>
+          <w:sz w:val="22"/>
+        </w:rPr>
+        <w:t xml:space="preserve">Лёша: </w:t>
+      </w:r>
+      <w:r>
+        <w:rPr>
+          <w:rFonts w:ascii="Times New Roman" w:hAnsi="Times New Roman" w:eastAsia="Malgun Gothic"/>
+          <w:b w:val="0"/>
+          <w:i w:val="0"/>
+          <w:sz w:val="22"/>
+        </w:rPr>
+        <w:t>Хорошо. Но, Катя, Ирина, — я не намерен прятаться от людей, которые вышли на улицы, доверяя мне. Это было бы предательством всего, ради чего мы боролись.</w:t>
+      </w:r>
+    </w:p>
+    <w:p>
+      <w:pPr>
+        <w:spacing w:before="0" w:after="110" w:line="300" w:lineRule="auto"/>
+      </w:pPr>
+      <w:r>
+        <w:rPr>
+          <w:rFonts w:ascii="Times New Roman" w:hAnsi="Times New Roman" w:eastAsia="Malgun Gothic"/>
+          <w:b/>
+          <w:i w:val="0"/>
+          <w:sz w:val="22"/>
+        </w:rPr>
+        <w:t xml:space="preserve">Катя: </w:t>
+      </w:r>
+      <w:r>
+        <w:rPr>
+          <w:rFonts w:ascii="Times New Roman" w:hAnsi="Times New Roman" w:eastAsia="Malgun Gothic"/>
+          <w:b w:val="0"/>
+          <w:i w:val="0"/>
+          <w:sz w:val="22"/>
+        </w:rPr>
+        <w:t>Никто не просит вас прятаться. Просто быть осторожным.</w:t>
+      </w:r>
+    </w:p>
+    <w:p>
+      <w:pPr>
+        <w:spacing w:before="0" w:after="110" w:line="300" w:lineRule="auto"/>
+      </w:pPr>
+      <w:r>
+        <w:rPr>
+          <w:rFonts w:ascii="Times New Roman" w:hAnsi="Times New Roman" w:eastAsia="Malgun Gothic"/>
+          <w:b/>
+          <w:i w:val="0"/>
+          <w:sz w:val="22"/>
+        </w:rPr>
+        <w:t xml:space="preserve">Ирина: </w:t>
+      </w:r>
+      <w:r>
+        <w:rPr>
+          <w:rFonts w:ascii="Times New Roman" w:hAnsi="Times New Roman" w:eastAsia="Malgun Gothic"/>
+          <w:b w:val="0"/>
+          <w:i w:val="0"/>
+          <w:sz w:val="22"/>
+        </w:rPr>
+        <w:t>Максим Игоревич уже прислал первое требование: никаких выходов к толпе без его команды.</w:t>
+      </w:r>
+    </w:p>
+    <w:p>
+      <w:pPr>
+        <w:spacing w:before="0" w:after="110" w:line="300" w:lineRule="auto"/>
+      </w:pPr>
+      <w:r>
+        <w:rPr>
+          <w:rFonts w:ascii="Times New Roman" w:hAnsi="Times New Roman" w:eastAsia="Malgun Gothic"/>
+          <w:b/>
+          <w:i w:val="0"/>
+          <w:sz w:val="22"/>
+        </w:rPr>
+        <w:t xml:space="preserve">Лёша: </w:t>
+      </w:r>
+      <w:r>
+        <w:rPr>
+          <w:rFonts w:ascii="Times New Roman" w:hAnsi="Times New Roman" w:eastAsia="Malgun Gothic"/>
+          <w:b w:val="0"/>
+          <w:i w:val="0"/>
+          <w:sz w:val="22"/>
+        </w:rPr>
+        <w:t>Первое требование — и сразу невыполнимое. Кажется, мы сработаемся.</w:t>
+      </w:r>
+    </w:p>
+    <w:p>
+      <w:pPr>
+        <w:spacing w:before="0" w:after="110" w:line="300" w:lineRule="auto"/>
+      </w:pPr>
+      <w:r>
+        <w:rPr>
+          <w:rFonts w:ascii="Times New Roman" w:hAnsi="Times New Roman" w:eastAsia="Malgun Gothic"/>
+          <w:b/>
+          <w:i w:val="0"/>
+          <w:sz w:val="22"/>
+        </w:rPr>
+        <w:t xml:space="preserve">Катя: </w:t>
+      </w:r>
+      <w:r>
+        <w:rPr>
+          <w:rFonts w:ascii="Times New Roman" w:hAnsi="Times New Roman" w:eastAsia="Malgun Gothic"/>
+          <w:b w:val="0"/>
+          <w:i w:val="0"/>
+          <w:sz w:val="22"/>
+        </w:rPr>
+        <w:t>Он ещё прислал второе: список всех, кто стоит рядом с вами на сцене. С фотографиями.</w:t>
+      </w:r>
+    </w:p>
+    <w:p>
+      <w:pPr>
+        <w:spacing w:before="0" w:after="110" w:line="300" w:lineRule="auto"/>
+      </w:pPr>
+      <w:r>
+        <w:rPr>
+          <w:rFonts w:ascii="Times New Roman" w:hAnsi="Times New Roman" w:eastAsia="Malgun Gothic"/>
+          <w:b/>
+          <w:i w:val="0"/>
+          <w:sz w:val="22"/>
+        </w:rPr>
+        <w:t xml:space="preserve">Лёша: </w:t>
+      </w:r>
+      <w:r>
+        <w:rPr>
+          <w:rFonts w:ascii="Times New Roman" w:hAnsi="Times New Roman" w:eastAsia="Malgun Gothic"/>
+          <w:b w:val="0"/>
+          <w:i w:val="0"/>
+          <w:sz w:val="22"/>
+        </w:rPr>
+        <w:t>Зачем?</w:t>
+      </w:r>
+    </w:p>
+    <w:p>
+      <w:pPr>
+        <w:spacing w:before="0" w:after="110" w:line="300" w:lineRule="auto"/>
+      </w:pPr>
+      <w:r>
+        <w:rPr>
+          <w:rFonts w:ascii="Times New Roman" w:hAnsi="Times New Roman" w:eastAsia="Malgun Gothic"/>
+          <w:b/>
+          <w:i w:val="0"/>
+          <w:sz w:val="22"/>
+        </w:rPr>
+        <w:t xml:space="preserve">Ирина: </w:t>
+      </w:r>
+      <w:r>
+        <w:rPr>
+          <w:rFonts w:ascii="Times New Roman" w:hAnsi="Times New Roman" w:eastAsia="Malgun Gothic"/>
+          <w:b w:val="0"/>
+          <w:i w:val="0"/>
+          <w:sz w:val="22"/>
+        </w:rPr>
+        <w:t>Сказал — «чтобы знать, кого закрывать, а кого — от кого».</w:t>
+      </w:r>
+    </w:p>
+    <w:p>
+      <w:pPr>
+        <w:spacing w:before="0" w:after="110" w:line="300" w:lineRule="auto"/>
+      </w:pPr>
+      <w:r>
+        <w:rPr>
+          <w:rFonts w:ascii="Times New Roman" w:hAnsi="Times New Roman" w:eastAsia="Malgun Gothic"/>
+          <w:b/>
+          <w:i w:val="0"/>
+          <w:sz w:val="22"/>
+        </w:rPr>
+        <w:t xml:space="preserve">Лёша: </w:t>
+      </w:r>
+      <w:r>
+        <w:rPr>
+          <w:rFonts w:ascii="Times New Roman" w:hAnsi="Times New Roman" w:eastAsia="Malgun Gothic"/>
+          <w:b w:val="0"/>
+          <w:i/>
+          <w:color w:val="555555"/>
+          <w:sz w:val="22"/>
+        </w:rPr>
+        <w:t>(смотрит в окно на огни города, где ещё слышны отголоски митинга)</w:t>
+      </w:r>
+      <w:r>
+        <w:rPr>
+          <w:rFonts w:ascii="Times New Roman" w:hAnsi="Times New Roman" w:eastAsia="Malgun Gothic"/>
+          <w:b w:val="0"/>
+          <w:i w:val="0"/>
+          <w:sz w:val="22"/>
+        </w:rPr>
+        <w:t xml:space="preserve"> Осторожным. Хорошо. Виктор Петрович тоже всегда говорил это слово. Кажется, я так и не научился его толком слушаться.</w:t>
+      </w:r>
+    </w:p>
+    <w:p>
+      <w:pPr>
+        <w:spacing w:before="0" w:after="110" w:line="300" w:lineRule="auto"/>
+      </w:pPr>
+      <w:r>
+        <w:rPr>
+          <w:rFonts w:ascii="Times New Roman" w:hAnsi="Times New Roman" w:eastAsia="Malgun Gothic"/>
+          <w:b/>
+          <w:i w:val="0"/>
+          <w:sz w:val="22"/>
+        </w:rPr>
+        <w:t xml:space="preserve">Ирина: </w:t>
+      </w:r>
+      <w:r>
+        <w:rPr>
+          <w:rFonts w:ascii="Times New Roman" w:hAnsi="Times New Roman" w:eastAsia="Malgun Gothic"/>
+          <w:b w:val="0"/>
+          <w:i w:val="0"/>
+          <w:sz w:val="22"/>
+        </w:rPr>
+        <w:t>А вы попробуйте, Алексей Николаевич. Хотя бы ради Максима Игоревича. Он ещё даже не видел вас на сцене.</w:t>
+      </w:r>
+    </w:p>
+    <w:p>
+      <w:pPr>
+        <w:spacing w:before="0" w:after="110" w:line="300" w:lineRule="auto"/>
+      </w:pPr>
+      <w:r>
+        <w:rPr>
+          <w:rFonts w:ascii="Times New Roman" w:hAnsi="Times New Roman" w:eastAsia="Malgun Gothic"/>
+          <w:b/>
+          <w:i w:val="0"/>
+          <w:sz w:val="22"/>
+        </w:rPr>
+        <w:t xml:space="preserve">Гребенщиков: </w:t>
+      </w:r>
+      <w:r>
+        <w:rPr>
+          <w:rFonts w:ascii="Times New Roman" w:hAnsi="Times New Roman" w:eastAsia="Malgun Gothic"/>
+          <w:b w:val="0"/>
+          <w:i/>
+          <w:color w:val="555555"/>
+          <w:sz w:val="22"/>
+        </w:rPr>
+        <w:t>(входит)</w:t>
+      </w:r>
+      <w:r>
+        <w:rPr>
+          <w:rFonts w:ascii="Times New Roman" w:hAnsi="Times New Roman" w:eastAsia="Malgun Gothic"/>
+          <w:b w:val="0"/>
+          <w:i w:val="0"/>
+          <w:sz w:val="22"/>
+        </w:rPr>
+        <w:t xml:space="preserve"> Алексей Николаевич, только что пришли новости из Кремля. Президент собирает экстренное заседание Совбеза на завтрашнее утро.</w:t>
+      </w:r>
+    </w:p>
+    <w:p>
+      <w:pPr>
+        <w:spacing w:before="0" w:after="110" w:line="300" w:lineRule="auto"/>
+      </w:pPr>
+      <w:r>
+        <w:rPr>
+          <w:rFonts w:ascii="Times New Roman" w:hAnsi="Times New Roman" w:eastAsia="Malgun Gothic"/>
+          <w:b/>
+          <w:i w:val="0"/>
+          <w:sz w:val="22"/>
+        </w:rPr>
+        <w:t xml:space="preserve">Лёша: </w:t>
+      </w:r>
+      <w:r>
+        <w:rPr>
+          <w:rFonts w:ascii="Times New Roman" w:hAnsi="Times New Roman" w:eastAsia="Malgun Gothic"/>
+          <w:b w:val="0"/>
+          <w:i w:val="0"/>
+          <w:sz w:val="22"/>
+        </w:rPr>
+        <w:t>Значит, решение, каким бы оно ни было, примут совсем скоро.</w:t>
+      </w:r>
+    </w:p>
+    <w:p>
+      <w:pPr>
+        <w:spacing w:before="0" w:after="110" w:line="300" w:lineRule="auto"/>
+      </w:pPr>
+      <w:r>
+        <w:rPr>
+          <w:rFonts w:ascii="Times New Roman" w:hAnsi="Times New Roman" w:eastAsia="Malgun Gothic"/>
+          <w:b/>
+          <w:i w:val="0"/>
+          <w:sz w:val="22"/>
+        </w:rPr>
+        <w:t xml:space="preserve">Гребенщиков: </w:t>
+      </w:r>
+      <w:r>
+        <w:rPr>
+          <w:rFonts w:ascii="Times New Roman" w:hAnsi="Times New Roman" w:eastAsia="Malgun Gothic"/>
+          <w:b w:val="0"/>
+          <w:i w:val="0"/>
+          <w:sz w:val="22"/>
+        </w:rPr>
+        <w:t>Похоже на то. Приготовьтесь ко всему. Абсолютно ко всему.</w:t>
+      </w:r>
+    </w:p>
+    <w:p>
+      <w:pPr>
+        <w:keepNext/>
+        <w:spacing w:before="320" w:after="140"/>
+      </w:pPr>
+      <w:r>
+        <w:rPr>
+          <w:rFonts w:ascii="Times New Roman" w:hAnsi="Times New Roman" w:eastAsia="Malgun Gothic"/>
+          <w:b/>
+          <w:i w:val="0"/>
+          <w:color w:val="1F3864"/>
+          <w:sz w:val="26"/>
+        </w:rPr>
+        <w:t>핵심 문학 인용</w:t>
+      </w:r>
+    </w:p>
+    <w:p>
+      <w:pPr>
+        <w:spacing w:before="0" w:after="120"/>
+      </w:pPr>
+      <w:r>
+        <w:rPr>
+          <w:rFonts w:ascii="Times New Roman" w:hAnsi="Times New Roman" w:eastAsia="Malgun Gothic"/>
+          <w:b/>
+          <w:i w:val="0"/>
+          <w:sz w:val="22"/>
+        </w:rPr>
+        <w:t>Русская пословица: «Плетью обуха не перешибёшь»</w:t>
+      </w:r>
+      <w:r>
+        <w:rPr>
+          <w:rFonts w:ascii="Times New Roman" w:hAnsi="Times New Roman" w:eastAsia="Malgun Gothic"/>
+          <w:b w:val="0"/>
+          <w:i w:val="0"/>
+          <w:sz w:val="22"/>
+        </w:rPr>
+        <w:t xml:space="preserve"> — 한국어 해설: 채찍으로 도끼등을 부러뜨릴 수 없다, 즉 약자가 힘센 쪽을 이길 수 없다는 속담. 카잔 광장에서 벨로프 대위가 진압 명령을 거부하려는 주예프에게 "네가 안 가면 다른 사람이 간다"며 체념의 논리로 들이대고, 주예프는 "부러질 수는 있어도 그 채찍을 사람들에게 휘두르지는 않겠다"며 헬멧을 벗는다. 벨로프가 명령을 되풀이하지 않는 것으로 속담의 체념이 처음으로 뒤집힌다 (장면 2).</w:t>
       </w:r>
     </w:p>
     <w:p>

--- a/러시아 인권변호사/4부/4부_6화_거리의_혁명.docx
+++ b/러시아 인권변호사/4부/4부_6화_거리의_혁명.docx
@@ -36,7 +36,7 @@
           <w:i w:val="0"/>
           <w:sz w:val="22"/>
         </w:rPr>
-        <w:t>알렉세이 “료샤” 오를로프 / 카탸 리시나 / 이리나 마르첸코 / 아나톨리 그레벤시코프 / 세르게이 알렉산드로비치 크릴로프 장군(전화) / 경찰 지휘관 아르툠 페트로비치 벨로프 대위 / 순찰 경관 안드레이 주예프(신규, 장면 5는 전화) / 파벨 게나디예비치 그리신(전화) / 외신기자 클라라 뮐러 / 광장의 시민(신규, 무명)</w:t>
+        <w:t>알렉세이 “료샤” 오를로프 / 카탸 리시나 / 이리나 마르첸코 / 아나톨리 그레벤시코프 / 세르게이 알렉산드로비치 크릴로프 장군(전화) / 경찰 지휘관 스테판 페트로비치 벨로프 대위 / 순찰 경관 안드레이 주예프(신규, 장면 5는 전화) / 파벨 게나디예비치 그리신(전화) / 외신기자 클라라 뮐러 / 광장의 시민(신규, 무명)</w:t>
       </w:r>
     </w:p>
     <w:p>
@@ -561,7 +561,7 @@
           <w:i w:val="0"/>
           <w:sz w:val="22"/>
         </w:rPr>
-        <w:t xml:space="preserve"> Артём Петрович, это же просто люди с цветами и портретами Нестеровой. Какое тут «неповиновение»?</w:t>
+        <w:t xml:space="preserve"> Степан Петрович, это же просто люди с цветами и портретами Нестеровой. Какое тут «неповиновение»?</w:t>
       </w:r>
     </w:p>
     <w:p>
@@ -1152,7 +1152,7 @@
           <w:i w:val="0"/>
           <w:sz w:val="22"/>
         </w:rPr>
-        <w:t>Белов? Тот самый, что разгонял нас на Революционной площади?</w:t>
+        <w:t>Белов? Тот самый, что разгонял нас на площади Революции?</w:t>
       </w:r>
     </w:p>
     <w:p>
@@ -1314,7 +1314,7 @@
           <w:i w:val="0"/>
           <w:sz w:val="22"/>
         </w:rPr>
-        <w:t xml:space="preserve">Ирина: </w:t>
+        <w:t xml:space="preserve">Гребенщиков: </w:t>
       </w:r>
       <w:r>
         <w:rPr>
@@ -1323,7 +1323,7 @@
           <w:i w:val="0"/>
           <w:sz w:val="22"/>
         </w:rPr>
-        <w:t>В Екатеринбурге ОМОН сегодня утром работал жёстко. Трое в больнице. Одна девушка — с переломом руки.</w:t>
+        <w:t>Такой риск существует. Именно поэтому ваши слова сейчас важны как никогда.</w:t>
       </w:r>
     </w:p>
     <w:p>
@@ -1337,7 +1337,7 @@
           <w:i w:val="0"/>
           <w:sz w:val="22"/>
         </w:rPr>
-        <w:t xml:space="preserve">Лёша: </w:t>
+        <w:t xml:space="preserve">Ирина: </w:t>
       </w:r>
       <w:r>
         <w:rPr>
@@ -1346,7 +1346,7 @@
           <w:i w:val="0"/>
           <w:sz w:val="22"/>
         </w:rPr>
-        <w:t>Её имя?</w:t>
+        <w:t>В Екатеринбурге ОМОН сегодня утром работал жёстко. Трое в больнице. Одна девушка — с переломом руки.</w:t>
       </w:r>
     </w:p>
     <w:p>
@@ -1360,7 +1360,7 @@
           <w:i w:val="0"/>
           <w:sz w:val="22"/>
         </w:rPr>
-        <w:t xml:space="preserve">Ирина: </w:t>
+        <w:t xml:space="preserve">Лёша: </w:t>
       </w:r>
       <w:r>
         <w:rPr>
@@ -1369,7 +1369,7 @@
           <w:i w:val="0"/>
           <w:sz w:val="22"/>
         </w:rPr>
-        <w:t>Уточняю. Юрист уже там.</w:t>
+        <w:t>Её имя?</w:t>
       </w:r>
     </w:p>
     <w:p>
@@ -1383,7 +1383,7 @@
           <w:i w:val="0"/>
           <w:sz w:val="22"/>
         </w:rPr>
-        <w:t xml:space="preserve">Лёша: </w:t>
+        <w:t xml:space="preserve">Ирина: </w:t>
       </w:r>
       <w:r>
         <w:rPr>
@@ -1392,7 +1392,7 @@
           <w:i w:val="0"/>
           <w:sz w:val="22"/>
         </w:rPr>
-        <w:t>Как только узнаете — мне. Я хочу назвать её сегодня на площади. Не как жертву. Как человека, который не испугался.</w:t>
+        <w:t>Уточняю. Юрист уже там.</w:t>
       </w:r>
     </w:p>
     <w:p>
@@ -1406,7 +1406,7 @@
           <w:i w:val="0"/>
           <w:sz w:val="22"/>
         </w:rPr>
-        <w:t xml:space="preserve">Гребенщиков: </w:t>
+        <w:t xml:space="preserve">Лёша: </w:t>
       </w:r>
       <w:r>
         <w:rPr>
@@ -1415,7 +1415,7 @@
           <w:i w:val="0"/>
           <w:sz w:val="22"/>
         </w:rPr>
-        <w:t>Такой риск существует. Именно поэтому ваши слова сейчас важны как никогда.</w:t>
+        <w:t>Как только узнаете — мне. Я хочу назвать её сегодня на площади. Не как жертву. Как человека, который не испугался.</w:t>
       </w:r>
     </w:p>
     <w:p>
